--- a/t04_s2.docx
+++ b/t04_s2.docx
@@ -3,2168 +3,1678 @@
 <w:document xmlns:wpc="http://schemas.microsoft.com/office/word/2010/wordprocessingCanvas" xmlns:mo="http://schemas.microsoft.com/office/mac/office/2008/main" xmlns:mc="http://schemas.openxmlformats.org/markup-compatibility/2006" xmlns:mv="urn:schemas-microsoft-com:mac:vml" xmlns:o="urn:schemas-microsoft-com:office:office" xmlns:r="http://schemas.openxmlformats.org/officeDocument/2006/relationships" xmlns:m="http://schemas.openxmlformats.org/officeDocument/2006/math" xmlns:v="urn:schemas-microsoft-com:vml" xmlns:wp14="http://schemas.microsoft.com/office/word/2010/wordprocessingDrawing" xmlns:wp="http://schemas.openxmlformats.org/drawingml/2006/wordprocessingDrawing" xmlns:w10="urn:schemas-microsoft-com:office:word" xmlns:w="http://schemas.openxmlformats.org/wordprocessingml/2006/main" xmlns:w14="http://schemas.microsoft.com/office/word/2010/wordml" xmlns:wpg="http://schemas.microsoft.com/office/word/2010/wordprocessingGroup" xmlns:wpi="http://schemas.microsoft.com/office/word/2010/wordprocessingInk" xmlns:wne="http://schemas.microsoft.com/office/word/2006/wordml" xmlns:wps="http://schemas.microsoft.com/office/word/2010/wordprocessingShape" mc:Ignorable="w14 wp14">
   <w:body>
     <w:p>
-      <w:pPr>
-        <w:spacing w:after="20" w:before="120"/>
-      </w:pPr>
-      <w:r>
-        <w:rPr>
-          <w:b/>
-          <w:sz w:val="22"/>
-        </w:rPr>
-        <w:t>Question: Which of the following factors is a common cause of fatty diarrhoea?</w:t>
-      </w:r>
-    </w:p>
-    <w:p>
-      <w:pPr>
-        <w:spacing w:after="0" w:before="0"/>
-      </w:pPr>
-      <w:r>
-        <w:rPr>
-          <w:b w:val="0"/>
-          <w:sz w:val="22"/>
-        </w:rPr>
-        <w:t>(a) Lactose intolerance</w:t>
-      </w:r>
-    </w:p>
-    <w:p>
-      <w:pPr>
-        <w:spacing w:after="0" w:before="0"/>
-      </w:pPr>
-      <w:r>
-        <w:rPr>
-          <w:b w:val="0"/>
-          <w:sz w:val="22"/>
-        </w:rPr>
-        <w:t>(b) Celiac disease</w:t>
-      </w:r>
-    </w:p>
-    <w:p>
-      <w:pPr>
-        <w:spacing w:after="0" w:before="0"/>
-      </w:pPr>
-      <w:r>
-        <w:rPr>
-          <w:b w:val="0"/>
-          <w:sz w:val="22"/>
-        </w:rPr>
-        <w:t>(c) Bacterial and viral infection</w:t>
-      </w:r>
-    </w:p>
-    <w:p>
-      <w:pPr>
-        <w:spacing w:after="0" w:before="0"/>
-      </w:pPr>
-      <w:r>
-        <w:rPr>
-          <w:b w:val="0"/>
-          <w:sz w:val="22"/>
-        </w:rPr>
-        <w:t>(d) Sucrose intolerance</w:t>
-      </w:r>
-    </w:p>
-    <w:p>
-      <w:pPr>
-        <w:spacing w:after="0" w:before="40"/>
-      </w:pPr>
-      <w:r>
-        <w:rPr>
-          <w:b/>
-          <w:sz w:val="22"/>
-        </w:rPr>
-        <w:t>Answer: b</w:t>
-      </w:r>
-    </w:p>
-    <w:p>
-      <w:pPr>
-        <w:spacing w:after="0" w:before="0"/>
-      </w:pPr>
-      <w:r>
-        <w:rPr>
-          <w:b w:val="0"/>
-          <w:sz w:val="21"/>
-        </w:rPr>
-        <w:t>Solution: Fatty diarrhoea (steatorrhoea) is a common feature of coeliac disease (malabsorption of fat).</w:t>
-      </w:r>
-    </w:p>
-    <w:p>
-      <w:pPr>
-        <w:spacing w:after="0" w:before="0"/>
-      </w:pPr>
-      <w:r>
-        <w:rPr>
-          <w:b w:val="0"/>
-          <w:sz w:val="20"/>
-        </w:rPr>
-        <w:t>Positive Marks: 1</w:t>
-      </w:r>
-    </w:p>
-    <w:p>
-      <w:pPr>
-        <w:spacing w:after="160" w:before="0"/>
-      </w:pPr>
-      <w:r>
-        <w:rPr>
-          <w:b w:val="0"/>
-          <w:sz w:val="20"/>
-        </w:rPr>
-        <w:t>Negative Marks: 0.25</w:t>
-      </w:r>
-    </w:p>
-    <w:p>
-      <w:pPr>
-        <w:spacing w:after="20" w:before="120"/>
-      </w:pPr>
-      <w:r>
-        <w:rPr>
-          <w:b/>
-          <w:sz w:val="22"/>
-        </w:rPr>
-        <w:t>Question: What is the immediate priority first aid management for chemical splash/foreign substance in the eye?</w:t>
-      </w:r>
-    </w:p>
-    <w:p>
-      <w:pPr>
-        <w:spacing w:after="0" w:before="0"/>
-      </w:pPr>
-      <w:r>
-        <w:rPr>
-          <w:b w:val="0"/>
-          <w:sz w:val="22"/>
-        </w:rPr>
-        <w:t>(a) Copious eye irrigation with clean water or Normal Saline for 15-20 mins</w:t>
-      </w:r>
-    </w:p>
-    <w:p>
-      <w:pPr>
-        <w:spacing w:after="0" w:before="0"/>
-      </w:pPr>
-      <w:r>
-        <w:rPr>
-          <w:b w:val="0"/>
-          <w:sz w:val="22"/>
-        </w:rPr>
-        <w:t>(b) Cover with tight pressure patch</w:t>
-      </w:r>
-    </w:p>
-    <w:p>
-      <w:pPr>
-        <w:spacing w:after="0" w:before="0"/>
-      </w:pPr>
-      <w:r>
-        <w:rPr>
-          <w:b w:val="0"/>
-          <w:sz w:val="22"/>
-        </w:rPr>
-        <w:t>(c) Administer oral analgesics</w:t>
-      </w:r>
-    </w:p>
-    <w:p>
-      <w:pPr>
-        <w:spacing w:after="0" w:before="0"/>
-      </w:pPr>
-      <w:r>
-        <w:rPr>
-          <w:b w:val="0"/>
-          <w:sz w:val="22"/>
-        </w:rPr>
-        <w:t>(d) Attempt manual removal</w:t>
-      </w:r>
-    </w:p>
-    <w:p>
-      <w:pPr>
-        <w:spacing w:after="0" w:before="40"/>
-      </w:pPr>
-      <w:r>
-        <w:rPr>
-          <w:b/>
-          <w:sz w:val="22"/>
-        </w:rPr>
-        <w:t>Answer: a</w:t>
-      </w:r>
-    </w:p>
-    <w:p>
-      <w:pPr>
-        <w:spacing w:after="0" w:before="0"/>
-      </w:pPr>
-      <w:r>
-        <w:rPr>
-          <w:b w:val="0"/>
-          <w:sz w:val="21"/>
-        </w:rPr>
-        <w:t>Solution: Immediate, continuous flushing with clean water or sterile normal saline for at least 15–20 minutes is essential to dilute and remove chemical irritants.</w:t>
-      </w:r>
-    </w:p>
-    <w:p>
-      <w:pPr>
-        <w:spacing w:after="0" w:before="0"/>
-      </w:pPr>
-      <w:r>
-        <w:rPr>
-          <w:b w:val="0"/>
-          <w:sz w:val="20"/>
-        </w:rPr>
-        <w:t>Positive Marks: 1</w:t>
-      </w:r>
-    </w:p>
-    <w:p>
-      <w:pPr>
-        <w:spacing w:after="160" w:before="0"/>
-      </w:pPr>
-      <w:r>
-        <w:rPr>
-          <w:b w:val="0"/>
-          <w:sz w:val="20"/>
-        </w:rPr>
-        <w:t>Negative Marks: 0.25</w:t>
-      </w:r>
-    </w:p>
-    <w:p>
-      <w:pPr>
-        <w:spacing w:after="20" w:before="120"/>
-      </w:pPr>
-      <w:r>
-        <w:rPr>
-          <w:b/>
-          <w:sz w:val="22"/>
-        </w:rPr>
-        <w:t>Question: During suctioning, the patient complains of respiratory distress. First nursing action should be:</w:t>
-      </w:r>
-    </w:p>
-    <w:p>
-      <w:pPr>
-        <w:spacing w:after="0" w:before="0"/>
-      </w:pPr>
-      <w:r>
-        <w:rPr>
-          <w:b w:val="0"/>
-          <w:sz w:val="22"/>
-        </w:rPr>
-        <w:t>(a) Call senior nurse</w:t>
-      </w:r>
-    </w:p>
-    <w:p>
-      <w:pPr>
-        <w:spacing w:after="0" w:before="0"/>
-      </w:pPr>
-      <w:r>
-        <w:rPr>
-          <w:b w:val="0"/>
-          <w:sz w:val="22"/>
-        </w:rPr>
-        <w:t>(b) Immediately remove suction catheter</w:t>
-      </w:r>
-    </w:p>
-    <w:p>
-      <w:pPr>
-        <w:spacing w:after="0" w:before="0"/>
-      </w:pPr>
-      <w:r>
-        <w:rPr>
-          <w:b w:val="0"/>
-          <w:sz w:val="22"/>
-        </w:rPr>
-        <w:t>(c) Suction rapidly in 5 sec and remove the catheter</w:t>
-      </w:r>
-    </w:p>
-    <w:p>
-      <w:pPr>
-        <w:spacing w:after="0" w:before="0"/>
-      </w:pPr>
-      <w:r>
-        <w:rPr>
-          <w:b w:val="0"/>
-          <w:sz w:val="22"/>
-        </w:rPr>
-        <w:t>(d) Call doctor immediately</w:t>
-      </w:r>
-    </w:p>
-    <w:p>
-      <w:pPr>
-        <w:spacing w:after="0" w:before="40"/>
-      </w:pPr>
-      <w:r>
-        <w:rPr>
-          <w:b/>
-          <w:sz w:val="22"/>
-        </w:rPr>
-        <w:t>Answer: b</w:t>
-      </w:r>
-    </w:p>
-    <w:p>
-      <w:pPr>
-        <w:spacing w:after="0" w:before="0"/>
-      </w:pPr>
-      <w:r>
-        <w:rPr>
-          <w:b w:val="0"/>
-          <w:sz w:val="21"/>
-        </w:rPr>
-        <w:t>Solution: If the patient develops respiratory distress during suctioning, the first action is to remove the suction catheter immediately.</w:t>
-      </w:r>
-    </w:p>
-    <w:p>
-      <w:pPr>
-        <w:spacing w:after="0" w:before="0"/>
-      </w:pPr>
-      <w:r>
-        <w:rPr>
-          <w:b w:val="0"/>
-          <w:sz w:val="20"/>
-        </w:rPr>
-        <w:t>Positive Marks: 1</w:t>
-      </w:r>
-    </w:p>
-    <w:p>
-      <w:pPr>
-        <w:spacing w:after="160" w:before="0"/>
-      </w:pPr>
-      <w:r>
-        <w:rPr>
-          <w:b w:val="0"/>
-          <w:sz w:val="20"/>
-        </w:rPr>
-        <w:t>Negative Marks: 0.25</w:t>
-      </w:r>
-    </w:p>
-    <w:p>
-      <w:pPr>
-        <w:spacing w:after="20" w:before="120"/>
-      </w:pPr>
-      <w:r>
-        <w:rPr>
-          <w:b/>
-          <w:sz w:val="22"/>
-        </w:rPr>
-        <w:t>Question: What is the immediate action when a patient is found unresponsive without a pulse or breathing?</w:t>
-      </w:r>
-    </w:p>
-    <w:p>
-      <w:pPr>
-        <w:spacing w:after="0" w:before="0"/>
-      </w:pPr>
-      <w:r>
-        <w:rPr>
-          <w:b w:val="0"/>
-          <w:sz w:val="22"/>
-        </w:rPr>
-        <w:t>(a) Start CPR</w:t>
-      </w:r>
-    </w:p>
-    <w:p>
-      <w:pPr>
-        <w:spacing w:after="0" w:before="0"/>
-      </w:pPr>
-      <w:r>
-        <w:rPr>
-          <w:b w:val="0"/>
-          <w:sz w:val="22"/>
-        </w:rPr>
-        <w:t>(b) Inform Physician</w:t>
-      </w:r>
-    </w:p>
-    <w:p>
-      <w:pPr>
-        <w:spacing w:after="0" w:before="0"/>
-      </w:pPr>
-      <w:r>
-        <w:rPr>
-          <w:b w:val="0"/>
-          <w:sz w:val="22"/>
-        </w:rPr>
-        <w:t>(c) Give 10-12 breaths then reassess</w:t>
-      </w:r>
-    </w:p>
-    <w:p>
-      <w:pPr>
-        <w:spacing w:after="0" w:before="0"/>
-      </w:pPr>
-      <w:r>
-        <w:rPr>
-          <w:b w:val="0"/>
-          <w:sz w:val="22"/>
-        </w:rPr>
-        <w:t>(d) Give 20-22 breaths then assess for 2 minutes</w:t>
-      </w:r>
-    </w:p>
-    <w:p>
-      <w:pPr>
-        <w:spacing w:after="0" w:before="40"/>
-      </w:pPr>
-      <w:r>
-        <w:rPr>
-          <w:b/>
-          <w:sz w:val="22"/>
-        </w:rPr>
-        <w:t>Answer: a</w:t>
-      </w:r>
-    </w:p>
-    <w:p>
-      <w:pPr>
-        <w:spacing w:after="0" w:before="0"/>
-      </w:pPr>
-      <w:r>
-        <w:rPr>
-          <w:b w:val="0"/>
-          <w:sz w:val="21"/>
-        </w:rPr>
-        <w:t>Solution: The immediate action that should be taken when a patient is found unresponsive without a pulse or breathing is to start CPR (cardiopulmonary resuscitation) immediately. According to the American Heart Association (AHA), CPR is a series of lifesaving steps that should be initiated as soon as possible to help the victim until advanced medical care arrives. The steps include chest compressions, rescue breaths, and defibrillation (if available). Calling for emergency medical services should also be done at the same time as starting CPR. The AHA emphasizes that early and effective CPR can double or triple the chances of survival in cardiac arrest cases.</w:t>
-      </w:r>
-    </w:p>
-    <w:p>
-      <w:pPr>
-        <w:spacing w:after="0" w:before="0"/>
-      </w:pPr>
-      <w:r>
-        <w:rPr>
-          <w:b w:val="0"/>
-          <w:sz w:val="20"/>
-        </w:rPr>
-        <w:t>Positive Marks: 1</w:t>
-      </w:r>
-    </w:p>
-    <w:p>
-      <w:pPr>
-        <w:spacing w:after="160" w:before="0"/>
-      </w:pPr>
-      <w:r>
-        <w:rPr>
-          <w:b w:val="0"/>
-          <w:sz w:val="20"/>
-        </w:rPr>
-        <w:t>Negative Marks: 0.25</w:t>
-      </w:r>
-    </w:p>
-    <w:p>
-      <w:pPr>
-        <w:spacing w:after="20" w:before="120"/>
-      </w:pPr>
-      <w:r>
-        <w:rPr>
-          <w:b/>
-          <w:sz w:val="22"/>
-        </w:rPr>
-        <w:t>Question: Identify the correct procedure performed for arterial blood gas (ABG) sampling</w:t>
-      </w:r>
-    </w:p>
-    <w:p>
-      <w:pPr>
-        <w:spacing w:after="0" w:before="0"/>
-      </w:pPr>
-      <w:r>
-        <w:rPr>
-          <w:b w:val="0"/>
-          <w:sz w:val="22"/>
-        </w:rPr>
-        <w:t>(a) Blood sampling for ABG analysis</w:t>
-      </w:r>
-    </w:p>
-    <w:p>
-      <w:pPr>
-        <w:spacing w:after="0" w:before="0"/>
-      </w:pPr>
-      <w:r>
-        <w:rPr>
-          <w:b w:val="0"/>
-          <w:sz w:val="22"/>
-        </w:rPr>
-        <w:t>(b) IV Drug Administration</w:t>
-      </w:r>
-    </w:p>
-    <w:p>
-      <w:pPr>
-        <w:spacing w:after="0" w:before="0"/>
-      </w:pPr>
-      <w:r>
-        <w:rPr>
-          <w:b w:val="0"/>
-          <w:sz w:val="22"/>
-        </w:rPr>
-        <w:t>(c) Venipuncture</w:t>
-      </w:r>
-    </w:p>
-    <w:p>
-      <w:pPr>
-        <w:spacing w:after="0" w:before="0"/>
-      </w:pPr>
-      <w:r>
-        <w:rPr>
-          <w:b w:val="0"/>
-          <w:sz w:val="22"/>
-        </w:rPr>
-        <w:t>(d) Central line insertion</w:t>
-      </w:r>
-    </w:p>
-    <w:p>
-      <w:pPr>
-        <w:spacing w:after="0" w:before="40"/>
-      </w:pPr>
-      <w:r>
-        <w:rPr>
-          <w:b/>
-          <w:sz w:val="22"/>
-        </w:rPr>
-        <w:t>Answer: a</w:t>
-      </w:r>
-    </w:p>
-    <w:p>
-      <w:pPr>
-        <w:spacing w:after="0" w:before="0"/>
-      </w:pPr>
-      <w:r>
-        <w:rPr>
-          <w:b w:val="0"/>
-          <w:sz w:val="21"/>
-        </w:rPr>
-        <w:t>Solution: ABG sampling is performed primarily from the radial artery to evaluate acid-base balance, PaO2, and PaCO2.</w:t>
-      </w:r>
-    </w:p>
-    <w:p>
-      <w:pPr>
-        <w:spacing w:after="0" w:before="0"/>
-      </w:pPr>
-      <w:r>
-        <w:rPr>
-          <w:b w:val="0"/>
-          <w:sz w:val="20"/>
-        </w:rPr>
-        <w:t>Positive Marks: 1</w:t>
-      </w:r>
-    </w:p>
-    <w:p>
-      <w:pPr>
-        <w:spacing w:after="160" w:before="0"/>
-      </w:pPr>
-      <w:r>
-        <w:rPr>
-          <w:b w:val="0"/>
-          <w:sz w:val="20"/>
-        </w:rPr>
-        <w:t>Negative Marks: 0.25</w:t>
-      </w:r>
-    </w:p>
-    <w:p>
-      <w:pPr>
-        <w:spacing w:after="20" w:before="120"/>
-      </w:pPr>
-      <w:r>
-        <w:rPr>
-          <w:b/>
-          <w:sz w:val="22"/>
-        </w:rPr>
-        <w:t>Question: A patient in the post-op area after having a right side mastectomy. What should be the priority care for this patient?</w:t>
-      </w:r>
-    </w:p>
-    <w:p>
-      <w:pPr>
-        <w:spacing w:after="0" w:before="0"/>
-      </w:pPr>
-      <w:r>
-        <w:rPr>
-          <w:b w:val="0"/>
-          <w:sz w:val="22"/>
-        </w:rPr>
-        <w:t>(a) Attach pulse oximetry on left side</w:t>
-      </w:r>
-    </w:p>
-    <w:p>
-      <w:pPr>
-        <w:spacing w:after="0" w:before="0"/>
-      </w:pPr>
-      <w:r>
-        <w:rPr>
-          <w:b w:val="0"/>
-          <w:sz w:val="22"/>
-        </w:rPr>
-        <w:t>(b) Take BP from right side</w:t>
-      </w:r>
-    </w:p>
-    <w:p>
-      <w:pPr>
-        <w:spacing w:after="0" w:before="0"/>
-      </w:pPr>
-      <w:r>
-        <w:rPr>
-          <w:b w:val="0"/>
-          <w:sz w:val="22"/>
-        </w:rPr>
-        <w:t>(c) Take BP from left side</w:t>
-      </w:r>
-    </w:p>
-    <w:p>
-      <w:pPr>
-        <w:spacing w:after="0" w:before="0"/>
-      </w:pPr>
-      <w:r>
-        <w:rPr>
-          <w:b w:val="0"/>
-          <w:sz w:val="22"/>
-        </w:rPr>
-        <w:t>(d) Attach pulse oximetry on right side</w:t>
-      </w:r>
-    </w:p>
-    <w:p>
-      <w:pPr>
-        <w:spacing w:after="0" w:before="40"/>
-      </w:pPr>
-      <w:r>
-        <w:rPr>
-          <w:b/>
-          <w:sz w:val="22"/>
-        </w:rPr>
-        <w:t>Answer: c</w:t>
-      </w:r>
-    </w:p>
-    <w:p>
-      <w:pPr>
-        <w:spacing w:after="0" w:before="0"/>
-      </w:pPr>
-      <w:r>
-        <w:rPr>
-          <w:b w:val="0"/>
-          <w:sz w:val="21"/>
-        </w:rPr>
-        <w:t>Solution: After right-sided mastectomy, BP is taken from the left side (right arm is at risk of lymphoedema).</w:t>
-      </w:r>
-    </w:p>
-    <w:p>
-      <w:pPr>
-        <w:spacing w:after="0" w:before="0"/>
-      </w:pPr>
-      <w:r>
-        <w:rPr>
-          <w:b w:val="0"/>
-          <w:sz w:val="20"/>
-        </w:rPr>
-        <w:t>Positive Marks: 1</w:t>
-      </w:r>
-    </w:p>
-    <w:p>
-      <w:pPr>
-        <w:spacing w:after="160" w:before="0"/>
-      </w:pPr>
-      <w:r>
-        <w:rPr>
-          <w:b w:val="0"/>
-          <w:sz w:val="20"/>
-        </w:rPr>
-        <w:t>Negative Marks: 0.25</w:t>
-      </w:r>
-    </w:p>
-    <w:p>
-      <w:pPr>
-        <w:spacing w:after="20" w:before="120"/>
-      </w:pPr>
-      <w:r>
-        <w:rPr>
-          <w:b/>
-          <w:sz w:val="22"/>
-        </w:rPr>
-        <w:t>Question: Incubation period is measured by which central tendency?</w:t>
-      </w:r>
-    </w:p>
-    <w:p>
-      <w:pPr>
-        <w:spacing w:after="0" w:before="0"/>
-      </w:pPr>
-      <w:r>
-        <w:rPr>
-          <w:b w:val="0"/>
-          <w:sz w:val="22"/>
-        </w:rPr>
-        <w:t>(a) Mode</w:t>
-      </w:r>
-    </w:p>
-    <w:p>
-      <w:pPr>
-        <w:spacing w:after="0" w:before="0"/>
-      </w:pPr>
-      <w:r>
-        <w:rPr>
-          <w:b w:val="0"/>
-          <w:sz w:val="22"/>
-        </w:rPr>
-        <w:t>(b) Standard deviation</w:t>
-      </w:r>
-    </w:p>
-    <w:p>
-      <w:pPr>
-        <w:spacing w:after="0" w:before="0"/>
-      </w:pPr>
-      <w:r>
-        <w:rPr>
-          <w:b w:val="0"/>
-          <w:sz w:val="22"/>
-        </w:rPr>
-        <w:t>(c) Mean</w:t>
-      </w:r>
-    </w:p>
-    <w:p>
-      <w:pPr>
-        <w:spacing w:after="0" w:before="0"/>
-      </w:pPr>
-      <w:r>
-        <w:rPr>
-          <w:b w:val="0"/>
-          <w:sz w:val="22"/>
-        </w:rPr>
-        <w:t>(d) Median</w:t>
-      </w:r>
-    </w:p>
-    <w:p>
-      <w:pPr>
-        <w:spacing w:after="0" w:before="40"/>
-      </w:pPr>
-      <w:r>
-        <w:rPr>
-          <w:b/>
-          <w:sz w:val="22"/>
-        </w:rPr>
-        <w:t>Answer: d</w:t>
-      </w:r>
-    </w:p>
-    <w:p>
-      <w:pPr>
-        <w:spacing w:after="0" w:before="0"/>
-      </w:pPr>
-      <w:r>
-        <w:rPr>
-          <w:b w:val="0"/>
-          <w:sz w:val="21"/>
-        </w:rPr>
-        <w:t>Solution: The incubation period, which refers to the time between exposure to a pathogen and the onset of symptoms, is typically measured using the median as a central tendency. The median represents the middle value in a set of data when arranged in ascending or descending order. In the context of the incubation period, the median provides a measure of the central tendency that indicates the typical or most common duration of time from exposure to symptom onset. It is important to note that the incubation central Tendency C mean , median moder standard deviation (statistics) period can vary depending on the specific infectious agent and individual factors.</w:t>
-      </w:r>
-    </w:p>
-    <w:p>
-      <w:pPr>
-        <w:spacing w:after="0" w:before="0"/>
-      </w:pPr>
-      <w:r>
-        <w:rPr>
-          <w:b w:val="0"/>
-          <w:sz w:val="20"/>
-        </w:rPr>
-        <w:t>Positive Marks: 1</w:t>
-      </w:r>
-    </w:p>
-    <w:p>
-      <w:pPr>
-        <w:spacing w:after="160" w:before="0"/>
-      </w:pPr>
-      <w:r>
-        <w:rPr>
-          <w:b w:val="0"/>
-          <w:sz w:val="20"/>
-        </w:rPr>
-        <w:t>Negative Marks: 0.25</w:t>
-      </w:r>
-    </w:p>
-    <w:p>
-      <w:pPr>
-        <w:spacing w:after="20" w:before="120"/>
-      </w:pPr>
-      <w:r>
-        <w:rPr>
-          <w:b/>
-          <w:sz w:val="22"/>
-        </w:rPr>
-        <w:t>Question: Pregnant lady with card presentation in what is nursing priority?</w:t>
-      </w:r>
-    </w:p>
-    <w:p>
-      <w:pPr>
-        <w:spacing w:after="0" w:before="0"/>
-      </w:pPr>
-      <w:r>
-        <w:rPr>
-          <w:b w:val="0"/>
-          <w:sz w:val="22"/>
-        </w:rPr>
-        <w:t>(a) Give Trendelenburg position</w:t>
-      </w:r>
-    </w:p>
-    <w:p>
-      <w:pPr>
-        <w:spacing w:after="0" w:before="0"/>
-      </w:pPr>
-      <w:r>
-        <w:rPr>
-          <w:b w:val="0"/>
-          <w:sz w:val="22"/>
-        </w:rPr>
-        <w:t>(b) Give reverse Trendelenburg position</w:t>
-      </w:r>
-    </w:p>
-    <w:p>
-      <w:pPr>
-        <w:spacing w:after="0" w:before="0"/>
-      </w:pPr>
-      <w:r>
-        <w:rPr>
-          <w:b w:val="0"/>
-          <w:sz w:val="22"/>
-        </w:rPr>
-        <w:t>(c) Inform to HCP</w:t>
-      </w:r>
-    </w:p>
-    <w:p>
-      <w:pPr>
-        <w:spacing w:after="0" w:before="0"/>
-      </w:pPr>
-      <w:r>
-        <w:rPr>
-          <w:b w:val="0"/>
-          <w:sz w:val="22"/>
-        </w:rPr>
-        <w:t>(d) Gently push the cord</w:t>
-      </w:r>
-    </w:p>
-    <w:p>
-      <w:pPr>
-        <w:spacing w:after="0" w:before="40"/>
-      </w:pPr>
-      <w:r>
-        <w:rPr>
-          <w:b/>
-          <w:sz w:val="22"/>
-        </w:rPr>
-        <w:t>Answer: a</w:t>
-      </w:r>
-    </w:p>
-    <w:p>
-      <w:pPr>
-        <w:spacing w:after="0" w:before="0"/>
-      </w:pPr>
-      <w:r>
-        <w:rPr>
-          <w:b w:val="0"/>
-          <w:sz w:val="21"/>
-        </w:rPr>
-        <w:t>Solution: In cord prolapse, place the mother in Trendelenburg or knee-chest position to relieve compression of the cord while preparing for urgent delivery.</w:t>
-      </w:r>
-    </w:p>
-    <w:p>
-      <w:pPr>
-        <w:spacing w:after="0" w:before="0"/>
-      </w:pPr>
-      <w:r>
-        <w:rPr>
-          <w:b w:val="0"/>
-          <w:sz w:val="20"/>
-        </w:rPr>
-        <w:t>Positive Marks: 1</w:t>
-      </w:r>
-    </w:p>
-    <w:p>
-      <w:pPr>
-        <w:spacing w:after="160" w:before="0"/>
-      </w:pPr>
-      <w:r>
-        <w:rPr>
-          <w:b w:val="0"/>
-          <w:sz w:val="20"/>
-        </w:rPr>
-        <w:t>Negative Marks: 0.25</w:t>
-      </w:r>
-    </w:p>
-    <w:p>
-      <w:pPr>
-        <w:spacing w:after="20" w:before="120"/>
-      </w:pPr>
-      <w:r>
-        <w:rPr>
-          <w:b/>
-          <w:sz w:val="22"/>
-        </w:rPr>
-        <w:t>Question: Your finding emulcificaiton of fat in TPN bag. As a nurse what is your immediate action?</w:t>
-      </w:r>
-    </w:p>
-    <w:p>
-      <w:pPr>
-        <w:spacing w:after="0" w:before="0"/>
-      </w:pPr>
-      <w:r>
-        <w:rPr>
-          <w:b w:val="0"/>
-          <w:sz w:val="22"/>
-        </w:rPr>
-        <w:t>(a) Administer fast</w:t>
-      </w:r>
-    </w:p>
-    <w:p>
-      <w:pPr>
-        <w:spacing w:after="0" w:before="0"/>
-      </w:pPr>
-      <w:r>
-        <w:rPr>
-          <w:b w:val="0"/>
-          <w:sz w:val="22"/>
-        </w:rPr>
-        <w:t>(b) Rubing the bag</w:t>
-      </w:r>
-    </w:p>
-    <w:p>
-      <w:pPr>
-        <w:spacing w:after="0" w:before="0"/>
-      </w:pPr>
-      <w:r>
-        <w:rPr>
-          <w:b w:val="0"/>
-          <w:sz w:val="22"/>
-        </w:rPr>
-        <w:t>(c) Change the new bag</w:t>
-      </w:r>
-    </w:p>
-    <w:p>
-      <w:pPr>
-        <w:spacing w:after="0" w:before="0"/>
-      </w:pPr>
-      <w:r>
-        <w:rPr>
-          <w:b w:val="0"/>
-          <w:sz w:val="22"/>
-        </w:rPr>
-        <w:t>(d) Nothing to do</w:t>
-      </w:r>
-    </w:p>
-    <w:p>
-      <w:pPr>
-        <w:spacing w:after="0" w:before="40"/>
-      </w:pPr>
-      <w:r>
-        <w:rPr>
-          <w:b/>
-          <w:sz w:val="22"/>
-        </w:rPr>
-        <w:t>Answer: c</w:t>
-      </w:r>
-    </w:p>
-    <w:p>
-      <w:pPr>
-        <w:spacing w:after="0" w:before="0"/>
-      </w:pPr>
-      <w:r>
-        <w:rPr>
-          <w:b w:val="0"/>
-          <w:sz w:val="21"/>
-        </w:rPr>
-        <w:t>Solution: Emulsification (separation) of fat in a TPN bag indicates instability of the solution; the bag must be discarded and replaced.</w:t>
-      </w:r>
-    </w:p>
-    <w:p>
-      <w:pPr>
-        <w:spacing w:after="0" w:before="0"/>
-      </w:pPr>
-      <w:r>
-        <w:rPr>
-          <w:b w:val="0"/>
-          <w:sz w:val="20"/>
-        </w:rPr>
-        <w:t>Positive Marks: 1</w:t>
-      </w:r>
-    </w:p>
-    <w:p>
-      <w:pPr>
-        <w:spacing w:after="160" w:before="0"/>
-      </w:pPr>
-      <w:r>
-        <w:rPr>
-          <w:b w:val="0"/>
-          <w:sz w:val="20"/>
-        </w:rPr>
-        <w:t>Negative Marks: 0.25</w:t>
-      </w:r>
-    </w:p>
-    <w:p>
-      <w:pPr>
-        <w:spacing w:after="20" w:before="120"/>
-      </w:pPr>
-      <w:r>
-        <w:rPr>
-          <w:b/>
-          <w:sz w:val="22"/>
-        </w:rPr>
-        <w:t>Question: What aspect of mental functioning is being assessed when a nursing officer asks a patient to explain the difference between an apple and an orange during a mental status examination (MSE)?</w:t>
-      </w:r>
-    </w:p>
-    <w:p>
-      <w:pPr>
-        <w:spacing w:after="0" w:before="0"/>
-      </w:pPr>
-      <w:r>
-        <w:rPr>
-          <w:b w:val="0"/>
-          <w:sz w:val="22"/>
-        </w:rPr>
-        <w:t>(a) Comprehension</w:t>
-      </w:r>
-    </w:p>
-    <w:p>
-      <w:pPr>
-        <w:spacing w:after="0" w:before="0"/>
-      </w:pPr>
-      <w:r>
-        <w:rPr>
-          <w:b w:val="0"/>
-          <w:sz w:val="22"/>
-        </w:rPr>
-        <w:t>(b) Abstraction</w:t>
-      </w:r>
-    </w:p>
-    <w:p>
-      <w:pPr>
-        <w:spacing w:after="0" w:before="0"/>
-      </w:pPr>
-      <w:r>
-        <w:rPr>
-          <w:b w:val="0"/>
-          <w:sz w:val="22"/>
-        </w:rPr>
-        <w:t>(c) Ambivalence</w:t>
-      </w:r>
-    </w:p>
-    <w:p>
-      <w:pPr>
-        <w:spacing w:after="0" w:before="0"/>
-      </w:pPr>
-      <w:r>
-        <w:rPr>
-          <w:b w:val="0"/>
-          <w:sz w:val="22"/>
-        </w:rPr>
-        <w:t>(d) Intelligence</w:t>
-      </w:r>
-    </w:p>
-    <w:p>
-      <w:pPr>
-        <w:spacing w:after="0" w:before="40"/>
-      </w:pPr>
-      <w:r>
-        <w:rPr>
-          <w:b/>
-          <w:sz w:val="22"/>
-        </w:rPr>
-        <w:t>Answer: b</w:t>
-      </w:r>
-    </w:p>
-    <w:p>
-      <w:pPr>
-        <w:spacing w:after="0" w:before="0"/>
-      </w:pPr>
-      <w:r>
-        <w:rPr>
-          <w:b w:val="0"/>
-          <w:sz w:val="21"/>
-        </w:rPr>
-        <w:t>Solution: When a nursing officer asks a patient to explain the difference between an apple and an orange during a mental status examination (MSE), the aspect of mental functioning being assessed is abstraction. Abstraction is the Ms E ( Psychiatry I cognitive ability to grasp concepts, think symbolically, and understand relationships between different objects or ideas. By asking the patient to compare and differentiate between two objects, the nursing officer can evaluate the patient's capacity for abstract thinking, which is an important aspect of mental functioning. Impairments in abstraction can be indicative of cognitive deficits or certain psychiatric conditions.</w:t>
-      </w:r>
-    </w:p>
-    <w:p>
-      <w:pPr>
-        <w:spacing w:after="0" w:before="0"/>
-      </w:pPr>
-      <w:r>
-        <w:rPr>
-          <w:b w:val="0"/>
-          <w:sz w:val="20"/>
-        </w:rPr>
-        <w:t>Positive Marks: 1</w:t>
-      </w:r>
-    </w:p>
-    <w:p>
-      <w:pPr>
-        <w:spacing w:after="160" w:before="0"/>
-      </w:pPr>
-      <w:r>
-        <w:rPr>
-          <w:b w:val="0"/>
-          <w:sz w:val="20"/>
-        </w:rPr>
-        <w:t>Negative Marks: 0.25</w:t>
-      </w:r>
-    </w:p>
-    <w:p>
-      <w:pPr>
-        <w:spacing w:after="20" w:before="120"/>
-      </w:pPr>
-      <w:r>
-        <w:rPr>
-          <w:b/>
-          <w:sz w:val="22"/>
-        </w:rPr>
-        <w:t>Question: Which of the following is not a social media platform</w:t>
-      </w:r>
-    </w:p>
-    <w:p>
-      <w:pPr>
-        <w:spacing w:after="0" w:before="0"/>
-      </w:pPr>
-      <w:r>
-        <w:rPr>
-          <w:b w:val="0"/>
-          <w:sz w:val="22"/>
-        </w:rPr>
-        <w:t>(a) Twitter</w:t>
-      </w:r>
-    </w:p>
-    <w:p>
-      <w:pPr>
-        <w:spacing w:after="0" w:before="0"/>
-      </w:pPr>
-      <w:r>
-        <w:rPr>
-          <w:b w:val="0"/>
-          <w:sz w:val="22"/>
-        </w:rPr>
-        <w:t>(b) Instagram</w:t>
-      </w:r>
-    </w:p>
-    <w:p>
-      <w:pPr>
-        <w:spacing w:after="0" w:before="0"/>
-      </w:pPr>
-      <w:r>
-        <w:rPr>
-          <w:b w:val="0"/>
-          <w:sz w:val="22"/>
-        </w:rPr>
-        <w:t>(c) Windows</w:t>
-      </w:r>
-    </w:p>
-    <w:p>
-      <w:pPr>
-        <w:spacing w:after="0" w:before="0"/>
-      </w:pPr>
-      <w:r>
-        <w:rPr>
-          <w:b w:val="0"/>
-          <w:sz w:val="22"/>
-        </w:rPr>
-        <w:t>(d) Facebook</w:t>
-      </w:r>
-    </w:p>
-    <w:p>
-      <w:pPr>
-        <w:spacing w:after="0" w:before="40"/>
-      </w:pPr>
-      <w:r>
-        <w:rPr>
-          <w:b/>
-          <w:sz w:val="22"/>
-        </w:rPr>
-        <w:t>Answer: a</w:t>
-      </w:r>
-    </w:p>
-    <w:p>
-      <w:pPr>
-        <w:spacing w:after="0" w:before="0"/>
-      </w:pPr>
-      <w:r>
-        <w:rPr>
-          <w:b w:val="0"/>
-          <w:sz w:val="21"/>
-        </w:rPr>
-        <w:t>Solution: Windows is not a social media platform. Social media platforms are online platforms or websites that allow users to create profiles, share content, and interact with other users. Twitter, Instagram, and Facebook are popular examples of social media platforms. Twitter is a microblogging platform that enables users to post and interact with short messages called tweets. Instagram is a photo and video sharing platform. Facebook is a social networking platform where users can create profiles, connect with friends and family, and share various types of content. Windows, on the other hand, is an operating system developed by Microsoft and is not a social media platform.</w:t>
-      </w:r>
-    </w:p>
-    <w:p>
-      <w:pPr>
-        <w:spacing w:after="0" w:before="0"/>
-      </w:pPr>
-      <w:r>
-        <w:rPr>
-          <w:b w:val="0"/>
-          <w:sz w:val="20"/>
-        </w:rPr>
-        <w:t>Positive Marks: 1</w:t>
-      </w:r>
-    </w:p>
-    <w:p>
-      <w:pPr>
-        <w:spacing w:after="160" w:before="0"/>
-      </w:pPr>
-      <w:r>
-        <w:rPr>
-          <w:b w:val="0"/>
-          <w:sz w:val="20"/>
-        </w:rPr>
-        <w:t>Negative Marks: 0.25</w:t>
-      </w:r>
-    </w:p>
-    <w:p>
-      <w:pPr>
-        <w:spacing w:after="20" w:before="120"/>
-      </w:pPr>
-      <w:r>
-        <w:rPr>
-          <w:b/>
-          <w:sz w:val="22"/>
-        </w:rPr>
-        <w:t>Question: The earliest and most sensitive indicator of increased intracranial pressure (ICP) is:</w:t>
-      </w:r>
-    </w:p>
-    <w:p>
-      <w:pPr>
-        <w:spacing w:after="0" w:before="0"/>
-      </w:pPr>
-      <w:r>
-        <w:rPr>
-          <w:b w:val="0"/>
-          <w:sz w:val="22"/>
-        </w:rPr>
-        <w:t>(a) Altered level of consciousness</w:t>
-      </w:r>
-    </w:p>
-    <w:p>
-      <w:pPr>
-        <w:spacing w:after="0" w:before="0"/>
-      </w:pPr>
-      <w:r>
-        <w:rPr>
-          <w:b w:val="0"/>
-          <w:sz w:val="22"/>
-        </w:rPr>
-        <w:t>(b) Papilloedema</w:t>
-      </w:r>
-    </w:p>
-    <w:p>
-      <w:pPr>
-        <w:spacing w:after="0" w:before="0"/>
-      </w:pPr>
-      <w:r>
-        <w:rPr>
-          <w:b w:val="0"/>
-          <w:sz w:val="22"/>
-        </w:rPr>
-        <w:t>(c) Bradycardia</w:t>
-      </w:r>
-    </w:p>
-    <w:p>
-      <w:pPr>
-        <w:spacing w:after="0" w:before="0"/>
-      </w:pPr>
-      <w:r>
-        <w:rPr>
-          <w:b w:val="0"/>
-          <w:sz w:val="22"/>
-        </w:rPr>
-        <w:t>(d) Vomiting</w:t>
-      </w:r>
-    </w:p>
-    <w:p>
-      <w:pPr>
-        <w:spacing w:after="0" w:before="40"/>
-      </w:pPr>
-      <w:r>
-        <w:rPr>
-          <w:b/>
-          <w:sz w:val="22"/>
-        </w:rPr>
-        <w:t>Answer: a</w:t>
-      </w:r>
-    </w:p>
-    <w:p>
-      <w:pPr>
-        <w:spacing w:after="0" w:before="0"/>
-      </w:pPr>
-      <w:r>
-        <w:rPr>
-          <w:b w:val="0"/>
-          <w:sz w:val="21"/>
-        </w:rPr>
-        <w:t>Solution: A change in the level of consciousness is the earliest sign of rising intracranial pressure.</w:t>
-      </w:r>
-    </w:p>
-    <w:p>
-      <w:pPr>
-        <w:spacing w:after="0" w:before="0"/>
-      </w:pPr>
-      <w:r>
-        <w:rPr>
-          <w:b w:val="0"/>
-          <w:sz w:val="20"/>
-        </w:rPr>
-        <w:t>Positive Marks: 1</w:t>
-      </w:r>
-    </w:p>
-    <w:p>
-      <w:pPr>
-        <w:spacing w:after="160" w:before="0"/>
-      </w:pPr>
-      <w:r>
-        <w:rPr>
-          <w:b w:val="0"/>
-          <w:sz w:val="20"/>
-        </w:rPr>
-        <w:t>Negative Marks: 0.25</w:t>
-      </w:r>
-    </w:p>
-    <w:p>
-      <w:pPr>
-        <w:spacing w:after="20" w:before="120"/>
-      </w:pPr>
-      <w:r>
-        <w:rPr>
-          <w:b/>
-          <w:sz w:val="22"/>
-        </w:rPr>
-        <w:t>Question: Before suturing at the end of an open abdominal surgery, what is the mandatory priority action for the scrub nurse?</w:t>
-      </w:r>
-    </w:p>
-    <w:p>
-      <w:pPr>
-        <w:spacing w:after="0" w:before="0"/>
-      </w:pPr>
-      <w:r>
-        <w:rPr>
-          <w:b w:val="0"/>
-          <w:sz w:val="22"/>
-        </w:rPr>
-        <w:t>(a) Disinfection of OT room</w:t>
-      </w:r>
-    </w:p>
-    <w:p>
-      <w:pPr>
-        <w:spacing w:after="0" w:before="0"/>
-      </w:pPr>
-      <w:r>
-        <w:rPr>
-          <w:b w:val="0"/>
-          <w:sz w:val="22"/>
-        </w:rPr>
-        <w:t>(b) Change surgical gown</w:t>
-      </w:r>
-    </w:p>
-    <w:p>
-      <w:pPr>
-        <w:spacing w:after="0" w:before="0"/>
-      </w:pPr>
-      <w:r>
-        <w:rPr>
-          <w:b w:val="0"/>
-          <w:sz w:val="22"/>
-        </w:rPr>
-        <w:t>(c) Clean instruments</w:t>
-      </w:r>
-    </w:p>
-    <w:p>
-      <w:pPr>
-        <w:spacing w:after="0" w:before="0"/>
-      </w:pPr>
-      <w:r>
-        <w:rPr>
-          <w:b w:val="0"/>
-          <w:sz w:val="22"/>
-        </w:rPr>
-        <w:t>(d) Perform complete sponge, needle, and instrument count with circulator</w:t>
-      </w:r>
-    </w:p>
-    <w:p>
-      <w:pPr>
-        <w:spacing w:after="0" w:before="40"/>
-      </w:pPr>
-      <w:r>
-        <w:rPr>
-          <w:b/>
-          <w:sz w:val="22"/>
-        </w:rPr>
-        <w:t>Answer: d</w:t>
-      </w:r>
-    </w:p>
-    <w:p>
-      <w:pPr>
-        <w:spacing w:after="0" w:before="0"/>
-      </w:pPr>
-      <w:r>
-        <w:rPr>
-          <w:b w:val="0"/>
-          <w:sz w:val="21"/>
-        </w:rPr>
-        <w:t>Solution: A dual, verified count of surgical sponges, needles, and instruments before peritoneal closure is mandatory to prevent retained surgical items (gossypiboma).</w:t>
-      </w:r>
-    </w:p>
-    <w:p>
-      <w:pPr>
-        <w:spacing w:after="0" w:before="0"/>
-      </w:pPr>
-      <w:r>
-        <w:rPr>
-          <w:b w:val="0"/>
-          <w:sz w:val="20"/>
-        </w:rPr>
-        <w:t>Positive Marks: 1</w:t>
-      </w:r>
-    </w:p>
-    <w:p>
-      <w:pPr>
-        <w:spacing w:after="160" w:before="0"/>
-      </w:pPr>
-      <w:r>
-        <w:rPr>
-          <w:b w:val="0"/>
-          <w:sz w:val="20"/>
-        </w:rPr>
-        <w:t>Negative Marks: 0.25</w:t>
-      </w:r>
-    </w:p>
-    <w:p>
-      <w:pPr>
-        <w:spacing w:after="20" w:before="120"/>
-      </w:pPr>
-      <w:r>
-        <w:rPr>
-          <w:b/>
-          <w:sz w:val="22"/>
-        </w:rPr>
-        <w:t>Question: Which vitamin is helpful in reducing the risk of pregnancy-induced hypertension (PIH)?</w:t>
-      </w:r>
-    </w:p>
-    <w:p>
-      <w:pPr>
-        <w:spacing w:after="0" w:before="0"/>
-      </w:pPr>
-      <w:r>
-        <w:rPr>
-          <w:b w:val="0"/>
-          <w:sz w:val="22"/>
-        </w:rPr>
-        <w:t>(a) Ascorbic acid</w:t>
-      </w:r>
-    </w:p>
-    <w:p>
-      <w:pPr>
-        <w:spacing w:after="0" w:before="0"/>
-      </w:pPr>
-      <w:r>
-        <w:rPr>
-          <w:b w:val="0"/>
-          <w:sz w:val="22"/>
-        </w:rPr>
-        <w:t>(b) Calcium</w:t>
-      </w:r>
-    </w:p>
-    <w:p>
-      <w:pPr>
-        <w:spacing w:after="0" w:before="0"/>
-      </w:pPr>
-      <w:r>
-        <w:rPr>
-          <w:b w:val="0"/>
-          <w:sz w:val="22"/>
-        </w:rPr>
-        <w:t>(c) Folic acid</w:t>
-      </w:r>
-    </w:p>
-    <w:p>
-      <w:pPr>
-        <w:spacing w:after="0" w:before="0"/>
-      </w:pPr>
-      <w:r>
-        <w:rPr>
-          <w:b w:val="0"/>
-          <w:sz w:val="22"/>
-        </w:rPr>
-        <w:t>(d) Vitamin E</w:t>
-      </w:r>
-    </w:p>
-    <w:p>
-      <w:pPr>
-        <w:spacing w:after="0" w:before="40"/>
-      </w:pPr>
-      <w:r>
-        <w:rPr>
-          <w:b/>
-          <w:sz w:val="22"/>
-        </w:rPr>
-        <w:t>Answer: b</w:t>
-      </w:r>
-    </w:p>
-    <w:p>
-      <w:pPr>
-        <w:spacing w:after="0" w:before="0"/>
-      </w:pPr>
-      <w:r>
-        <w:rPr>
-          <w:b w:val="0"/>
-          <w:sz w:val="21"/>
-        </w:rPr>
-        <w:t>Solution: Calcium supplementation (1-2 g/day) during pregnancy reduces the risk of pregnancy-induced hypertension/pre-eclampsia; folic acid mainly prevents neural tube defects.</w:t>
-      </w:r>
-    </w:p>
-    <w:p>
-      <w:pPr>
-        <w:spacing w:after="0" w:before="0"/>
-      </w:pPr>
-      <w:r>
-        <w:rPr>
-          <w:b w:val="0"/>
-          <w:sz w:val="20"/>
-        </w:rPr>
-        <w:t>Positive Marks: 1</w:t>
-      </w:r>
-    </w:p>
-    <w:p>
-      <w:pPr>
-        <w:spacing w:after="160" w:before="0"/>
-      </w:pPr>
-      <w:r>
-        <w:rPr>
-          <w:b w:val="0"/>
-          <w:sz w:val="20"/>
-        </w:rPr>
-        <w:t>Negative Marks: 0.25</w:t>
-      </w:r>
-    </w:p>
-    <w:p>
-      <w:pPr>
-        <w:spacing w:after="20" w:before="120"/>
-      </w:pPr>
-      <w:r>
-        <w:rPr>
-          <w:b/>
-          <w:sz w:val="22"/>
-        </w:rPr>
-        <w:t>Question: Which of the following is an example of primary prevention?</w:t>
-      </w:r>
-    </w:p>
-    <w:p>
-      <w:pPr>
-        <w:spacing w:after="0" w:before="0"/>
-      </w:pPr>
-      <w:r>
-        <w:rPr>
-          <w:b w:val="0"/>
-          <w:sz w:val="22"/>
-        </w:rPr>
-        <w:t>(a) Screening for hypertension</w:t>
-      </w:r>
-    </w:p>
-    <w:p>
-      <w:pPr>
-        <w:spacing w:after="0" w:before="0"/>
-      </w:pPr>
-      <w:r>
-        <w:rPr>
-          <w:b w:val="0"/>
-          <w:sz w:val="22"/>
-        </w:rPr>
-        <w:t>(b) Immunisation against measles</w:t>
-      </w:r>
-    </w:p>
-    <w:p>
-      <w:pPr>
-        <w:spacing w:after="0" w:before="0"/>
-      </w:pPr>
-      <w:r>
-        <w:rPr>
-          <w:b w:val="0"/>
-          <w:sz w:val="22"/>
-        </w:rPr>
-        <w:t>(c) Early treatment of tuberculosis</w:t>
-      </w:r>
-    </w:p>
-    <w:p>
-      <w:pPr>
-        <w:spacing w:after="0" w:before="0"/>
-      </w:pPr>
-      <w:r>
-        <w:rPr>
-          <w:b w:val="0"/>
-          <w:sz w:val="22"/>
-        </w:rPr>
-        <w:t>(d) Rehabilitation after stroke</w:t>
-      </w:r>
-    </w:p>
-    <w:p>
-      <w:pPr>
-        <w:spacing w:after="0" w:before="40"/>
-      </w:pPr>
-      <w:r>
-        <w:rPr>
-          <w:b/>
-          <w:sz w:val="22"/>
-        </w:rPr>
-        <w:t>Answer: b</w:t>
-      </w:r>
-    </w:p>
-    <w:p>
-      <w:pPr>
-        <w:spacing w:after="0" w:before="0"/>
-      </w:pPr>
-      <w:r>
-        <w:rPr>
-          <w:b w:val="0"/>
-          <w:sz w:val="21"/>
-        </w:rPr>
-        <w:t>Solution: Immunisation prevents disease before it occurs - primary prevention; screening is secondary prevention.</w:t>
-      </w:r>
-    </w:p>
-    <w:p>
-      <w:pPr>
-        <w:spacing w:after="0" w:before="0"/>
-      </w:pPr>
-      <w:r>
-        <w:rPr>
-          <w:b w:val="0"/>
-          <w:sz w:val="20"/>
-        </w:rPr>
-        <w:t>Positive Marks: 1</w:t>
-      </w:r>
-    </w:p>
-    <w:p>
-      <w:pPr>
-        <w:spacing w:after="160" w:before="0"/>
-      </w:pPr>
-      <w:r>
-        <w:rPr>
-          <w:b w:val="0"/>
-          <w:sz w:val="20"/>
-        </w:rPr>
-        <w:t>Negative Marks: 0.25</w:t>
-      </w:r>
-    </w:p>
-    <w:p>
-      <w:pPr>
-        <w:spacing w:after="20" w:before="120"/>
-      </w:pPr>
-      <w:r>
-        <w:rPr>
-          <w:b/>
-          <w:sz w:val="22"/>
-        </w:rPr>
-        <w:t>Question: After delivery uterus palpate at ?</w:t>
-      </w:r>
-    </w:p>
-    <w:p>
-      <w:pPr>
-        <w:spacing w:after="0" w:before="0"/>
-      </w:pPr>
-      <w:r>
-        <w:rPr>
-          <w:b w:val="0"/>
-          <w:sz w:val="22"/>
-        </w:rPr>
-        <w:t>(a) Between symphysis pubis and xipod process</w:t>
-      </w:r>
-    </w:p>
-    <w:p>
-      <w:pPr>
-        <w:spacing w:after="0" w:before="0"/>
-      </w:pPr>
-      <w:r>
-        <w:rPr>
-          <w:b w:val="0"/>
-          <w:sz w:val="22"/>
-        </w:rPr>
-        <w:t>(b) Between symphysis pubis and umbilicus</w:t>
-      </w:r>
-    </w:p>
-    <w:p>
-      <w:pPr>
-        <w:spacing w:after="0" w:before="0"/>
-      </w:pPr>
-      <w:r>
-        <w:rPr>
-          <w:b w:val="0"/>
-          <w:sz w:val="22"/>
-        </w:rPr>
-        <w:t>(c) At umbilicus</w:t>
-      </w:r>
-    </w:p>
-    <w:p>
-      <w:pPr>
-        <w:spacing w:after="0" w:before="0"/>
-      </w:pPr>
-      <w:r>
-        <w:rPr>
-          <w:b w:val="0"/>
-          <w:sz w:val="22"/>
-        </w:rPr>
-        <w:t>(d) Between umbilicus and xiphoid process</w:t>
-      </w:r>
-    </w:p>
-    <w:p>
-      <w:pPr>
-        <w:spacing w:after="0" w:before="40"/>
-      </w:pPr>
-      <w:r>
-        <w:rPr>
-          <w:b/>
-          <w:sz w:val="22"/>
-        </w:rPr>
-        <w:t>Answer: b</w:t>
-      </w:r>
-    </w:p>
-    <w:p>
-      <w:pPr>
-        <w:spacing w:after="0" w:before="0"/>
-      </w:pPr>
-      <w:r>
-        <w:rPr>
-          <w:b w:val="0"/>
-          <w:sz w:val="21"/>
-        </w:rPr>
-        <w:t>Solution: Immediately after delivery, the uterine fundus lies midway between the symphysis pubis and the umbilicus.</w:t>
-      </w:r>
-    </w:p>
-    <w:p>
-      <w:pPr>
-        <w:spacing w:after="0" w:before="0"/>
-      </w:pPr>
-      <w:r>
-        <w:rPr>
-          <w:b w:val="0"/>
-          <w:sz w:val="20"/>
-        </w:rPr>
-        <w:t>Positive Marks: 1</w:t>
-      </w:r>
-    </w:p>
-    <w:p>
-      <w:pPr>
-        <w:spacing w:after="160" w:before="0"/>
-      </w:pPr>
-      <w:r>
-        <w:rPr>
-          <w:b w:val="0"/>
-          <w:sz w:val="20"/>
-        </w:rPr>
-        <w:t>Negative Marks: 0.25</w:t>
-      </w:r>
-    </w:p>
-    <w:p>
-      <w:pPr>
-        <w:spacing w:after="20" w:before="120"/>
-      </w:pPr>
-      <w:r>
-        <w:rPr>
-          <w:b/>
-          <w:sz w:val="22"/>
-        </w:rPr>
-        <w:t>Question: Which forceps is used to handle sterile instruments and to remove sterile articles from a sterile pack?</w:t>
-      </w:r>
-    </w:p>
-    <w:p>
-      <w:pPr>
-        <w:spacing w:after="0" w:before="0"/>
-      </w:pPr>
-      <w:r>
-        <w:rPr>
-          <w:b w:val="0"/>
-          <w:sz w:val="22"/>
-        </w:rPr>
-        <w:t>(a) Magill forceps</w:t>
-      </w:r>
-    </w:p>
-    <w:p>
-      <w:pPr>
-        <w:spacing w:after="0" w:before="0"/>
-      </w:pPr>
-      <w:r>
-        <w:rPr>
-          <w:b w:val="0"/>
-          <w:sz w:val="22"/>
-        </w:rPr>
-        <w:t>(b) Kelly haemostatic forceps</w:t>
-      </w:r>
-    </w:p>
-    <w:p>
-      <w:pPr>
-        <w:spacing w:after="0" w:before="0"/>
-      </w:pPr>
-      <w:r>
-        <w:rPr>
-          <w:b w:val="0"/>
-          <w:sz w:val="22"/>
-        </w:rPr>
-        <w:t>(c) Cheatle forceps</w:t>
-      </w:r>
-    </w:p>
-    <w:p>
-      <w:pPr>
-        <w:spacing w:after="0" w:before="0"/>
-      </w:pPr>
-      <w:r>
-        <w:rPr>
-          <w:b w:val="0"/>
-          <w:sz w:val="22"/>
-        </w:rPr>
-        <w:t>(d) Sponge holding forceps</w:t>
-      </w:r>
-    </w:p>
-    <w:p>
-      <w:pPr>
-        <w:spacing w:after="0" w:before="40"/>
-      </w:pPr>
-      <w:r>
-        <w:rPr>
-          <w:b/>
-          <w:sz w:val="22"/>
-        </w:rPr>
-        <w:t>Answer: c</w:t>
-      </w:r>
-    </w:p>
-    <w:p>
-      <w:pPr>
-        <w:spacing w:after="0" w:before="0"/>
-      </w:pPr>
-      <w:r>
-        <w:rPr>
-          <w:b w:val="0"/>
-          <w:sz w:val="21"/>
-        </w:rPr>
-        <w:t>Solution: Cheatle forceps are used to handle sterile instruments and lift sterile articles from a sterile drum or package without contaminating them.</w:t>
-      </w:r>
-    </w:p>
-    <w:p>
-      <w:pPr>
-        <w:spacing w:after="0" w:before="0"/>
-      </w:pPr>
-      <w:r>
-        <w:rPr>
-          <w:b w:val="0"/>
-          <w:sz w:val="20"/>
-        </w:rPr>
-        <w:t>Positive Marks: 1</w:t>
-      </w:r>
-    </w:p>
-    <w:p>
-      <w:pPr>
-        <w:spacing w:after="160" w:before="0"/>
-      </w:pPr>
-      <w:r>
-        <w:rPr>
-          <w:b w:val="0"/>
-          <w:sz w:val="20"/>
-        </w:rPr>
-        <w:t>Negative Marks: 0.25</w:t>
-      </w:r>
-    </w:p>
-    <w:p>
-      <w:pPr>
-        <w:spacing w:after="20" w:before="120"/>
-      </w:pPr>
-      <w:r>
-        <w:rPr>
-          <w:b/>
-          <w:sz w:val="22"/>
-        </w:rPr>
-        <w:t>Question: An injury involving perineal tear but not the anal sphincter is classified as a:</w:t>
-      </w:r>
-    </w:p>
-    <w:p>
-      <w:pPr>
-        <w:spacing w:after="0" w:before="0"/>
-      </w:pPr>
-      <w:r>
-        <w:rPr>
-          <w:b w:val="0"/>
-          <w:sz w:val="22"/>
-        </w:rPr>
-        <w:t>(a) 1st degree</w:t>
-      </w:r>
-    </w:p>
-    <w:p>
-      <w:pPr>
-        <w:spacing w:after="0" w:before="0"/>
-      </w:pPr>
-      <w:r>
-        <w:rPr>
-          <w:b w:val="0"/>
-          <w:sz w:val="22"/>
-        </w:rPr>
-        <w:t>(b) 3rd degree</w:t>
-      </w:r>
-    </w:p>
-    <w:p>
-      <w:pPr>
-        <w:spacing w:after="0" w:before="0"/>
-      </w:pPr>
-      <w:r>
-        <w:rPr>
-          <w:b w:val="0"/>
-          <w:sz w:val="22"/>
-        </w:rPr>
-        <w:t>(c) 2nd degree</w:t>
-      </w:r>
-    </w:p>
-    <w:p>
-      <w:pPr>
-        <w:spacing w:after="0" w:before="0"/>
-      </w:pPr>
-      <w:r>
-        <w:rPr>
-          <w:b w:val="0"/>
-          <w:sz w:val="22"/>
-        </w:rPr>
-        <w:t>(d) 4th degree</w:t>
-      </w:r>
-    </w:p>
-    <w:p>
-      <w:pPr>
-        <w:spacing w:after="0" w:before="40"/>
-      </w:pPr>
-      <w:r>
-        <w:rPr>
-          <w:b/>
-          <w:sz w:val="22"/>
-        </w:rPr>
-        <w:t>Answer: c</w:t>
-      </w:r>
-    </w:p>
-    <w:p>
-      <w:pPr>
-        <w:spacing w:after="0" w:before="0"/>
-      </w:pPr>
-      <w:r>
-        <w:rPr>
-          <w:b w:val="0"/>
-          <w:sz w:val="21"/>
-        </w:rPr>
-        <w:t>Solution: An injury involving perineal tear but not the anal sphincter is classified as a 2nd-degree tear (option B). Perineal tears occur during childbirth and are categorized based on the extent of tissue damage. A 2nd-degree tear involves the perineal muscles and tissues but does not extend to the anal sphincter. It is less severe compared to higher-degree tears, which involve the anal sphincter complex. Proper identification and classification of Perineal teas perineal tears are essential for appropriate management and repair to promote healing and prevent complications.</w:t>
-      </w:r>
-    </w:p>
-    <w:p>
-      <w:pPr>
-        <w:spacing w:after="0" w:before="0"/>
-      </w:pPr>
-      <w:r>
-        <w:rPr>
-          <w:b w:val="0"/>
-          <w:sz w:val="20"/>
-        </w:rPr>
-        <w:t>Positive Marks: 1</w:t>
-      </w:r>
-    </w:p>
-    <w:p>
-      <w:pPr>
-        <w:spacing w:after="160" w:before="0"/>
-      </w:pPr>
-      <w:r>
-        <w:rPr>
-          <w:b w:val="0"/>
-          <w:sz w:val="20"/>
-        </w:rPr>
-        <w:t>Negative Marks: 0.25</w:t>
-      </w:r>
-    </w:p>
-    <w:p>
-      <w:pPr>
-        <w:spacing w:after="20" w:before="120"/>
-      </w:pPr>
-      <w:r>
-        <w:rPr>
-          <w:b/>
-          <w:sz w:val="22"/>
-        </w:rPr>
-        <w:t>Question: What is the most common cause of delirium in older adults?</w:t>
-      </w:r>
-    </w:p>
-    <w:p>
-      <w:pPr>
-        <w:spacing w:after="0" w:before="0"/>
-      </w:pPr>
-      <w:r>
-        <w:rPr>
-          <w:b w:val="0"/>
-          <w:sz w:val="22"/>
-        </w:rPr>
-        <w:t>(a) Long term medicine</w:t>
-      </w:r>
-    </w:p>
-    <w:p>
-      <w:pPr>
-        <w:spacing w:after="0" w:before="0"/>
-      </w:pPr>
-      <w:r>
-        <w:rPr>
-          <w:b w:val="0"/>
-          <w:sz w:val="22"/>
-        </w:rPr>
-        <w:t>(b) Hypoxia</w:t>
-      </w:r>
-    </w:p>
-    <w:p>
-      <w:pPr>
-        <w:spacing w:after="0" w:before="0"/>
-      </w:pPr>
-      <w:r>
-        <w:rPr>
-          <w:b w:val="0"/>
-          <w:sz w:val="22"/>
-        </w:rPr>
-        <w:t>(c) Alcohol withdrawal</w:t>
-      </w:r>
-    </w:p>
-    <w:p>
-      <w:pPr>
-        <w:spacing w:after="0" w:before="0"/>
-      </w:pPr>
-      <w:r>
-        <w:rPr>
-          <w:b w:val="0"/>
-          <w:sz w:val="22"/>
-        </w:rPr>
-        <w:t>(d) Dementia</w:t>
-      </w:r>
-    </w:p>
-    <w:p>
-      <w:pPr>
-        <w:spacing w:after="0" w:before="40"/>
-      </w:pPr>
-      <w:r>
-        <w:rPr>
-          <w:b/>
-          <w:sz w:val="22"/>
-        </w:rPr>
-        <w:t>Answer: d</w:t>
-      </w:r>
-    </w:p>
-    <w:p>
-      <w:pPr>
-        <w:spacing w:after="0" w:before="0"/>
-      </w:pPr>
-      <w:r>
-        <w:rPr>
-          <w:b w:val="0"/>
-          <w:sz w:val="21"/>
-        </w:rPr>
-        <w:t>Solution: Older adults with dementia may be more susceptible to delirium due to the underlying brain changes and increased vulnerability to medical conditions, infections, and other factors that can trigger delirium.</w:t>
-      </w:r>
-    </w:p>
-    <w:p>
-      <w:pPr>
-        <w:spacing w:after="0" w:before="0"/>
-      </w:pPr>
-      <w:r>
-        <w:rPr>
-          <w:b w:val="0"/>
-          <w:sz w:val="20"/>
-        </w:rPr>
-        <w:t>Positive Marks: 1</w:t>
-      </w:r>
-    </w:p>
-    <w:p>
-      <w:pPr>
-        <w:spacing w:after="160" w:before="0"/>
-      </w:pPr>
-      <w:r>
-        <w:rPr>
-          <w:b w:val="0"/>
-          <w:sz w:val="20"/>
-        </w:rPr>
-        <w:t>Negative Marks: 0.25</w:t>
-      </w:r>
-    </w:p>
-    <w:p>
-      <w:pPr>
-        <w:spacing w:after="20" w:before="120"/>
-      </w:pPr>
-      <w:r>
-        <w:rPr>
-          <w:b/>
-          <w:sz w:val="22"/>
-        </w:rPr>
-        <w:t>Question: In the emergency department, during CPR of a neonate, the on-duty nurse is unable to access a venous site. What is the priority next action?</w:t>
-      </w:r>
-    </w:p>
-    <w:p>
-      <w:pPr>
-        <w:spacing w:after="0" w:before="0"/>
-      </w:pPr>
-      <w:r>
-        <w:rPr>
-          <w:b w:val="0"/>
-          <w:sz w:val="22"/>
-        </w:rPr>
-        <w:t>(a) Cut down and inject directly</w:t>
-      </w:r>
-    </w:p>
-    <w:p>
-      <w:pPr>
-        <w:spacing w:after="0" w:before="0"/>
-      </w:pPr>
-      <w:r>
-        <w:rPr>
-          <w:b w:val="0"/>
-          <w:sz w:val="22"/>
-        </w:rPr>
-        <w:t>(b) Plan for a central line</w:t>
-      </w:r>
-    </w:p>
-    <w:p>
-      <w:pPr>
-        <w:spacing w:after="0" w:before="0"/>
-      </w:pPr>
-      <w:r>
-        <w:rPr>
-          <w:b w:val="0"/>
-          <w:sz w:val="22"/>
-        </w:rPr>
-        <w:t>(c) Direct injection into the intraosseous space of the tibia</w:t>
-      </w:r>
-    </w:p>
-    <w:p>
-      <w:pPr>
-        <w:spacing w:after="0" w:before="0"/>
-      </w:pPr>
-      <w:r>
-        <w:rPr>
-          <w:b w:val="0"/>
-          <w:sz w:val="22"/>
-        </w:rPr>
-        <w:t>(d) Direct injection into an artery</w:t>
-      </w:r>
-    </w:p>
-    <w:p>
-      <w:pPr>
-        <w:spacing w:after="0" w:before="40"/>
-      </w:pPr>
-      <w:r>
-        <w:rPr>
-          <w:b/>
-          <w:sz w:val="22"/>
-        </w:rPr>
-        <w:t>Answer: c</w:t>
-      </w:r>
-    </w:p>
-    <w:p>
-      <w:pPr>
-        <w:spacing w:after="0" w:before="0"/>
-      </w:pPr>
-      <w:r>
-        <w:rPr>
-          <w:b w:val="0"/>
-          <w:sz w:val="21"/>
-        </w:rPr>
-        <w:t>Solution: If venous access cannot be established within 90 seconds (3 attempts) during neonatal resuscitation, intraosseous (IO) access is the preferred alternative route for drugs and fluids.</w:t>
-      </w:r>
-    </w:p>
-    <w:p>
-      <w:pPr>
-        <w:spacing w:after="0" w:before="0"/>
-      </w:pPr>
-      <w:r>
-        <w:rPr>
-          <w:b w:val="0"/>
-          <w:sz w:val="20"/>
-        </w:rPr>
-        <w:t>Positive Marks: 1</w:t>
-      </w:r>
-    </w:p>
-    <w:p>
-      <w:pPr>
-        <w:spacing w:after="160" w:before="0"/>
-      </w:pPr>
-      <w:r>
-        <w:rPr>
-          <w:b w:val="0"/>
-          <w:sz w:val="20"/>
-        </w:rPr>
-        <w:t>Negative Marks: 0.25</w:t>
+      <w:r>
+        <w:t xml:space="preserve">Question: The hormone secreted by the pancreas that raises blood glucose is</w:t>
+      </w:r>
+    </w:p>
+    <w:p>
+      <w:r>
+        <w:t xml:space="preserve">(a) Glucagon</w:t>
+      </w:r>
+    </w:p>
+    <w:p>
+      <w:r>
+        <w:t xml:space="preserve">(b) Insulin</w:t>
+      </w:r>
+    </w:p>
+    <w:p>
+      <w:r>
+        <w:t xml:space="preserve">(c) Aldosterone</w:t>
+      </w:r>
+    </w:p>
+    <w:p>
+      <w:r>
+        <w:t xml:space="preserve">(d) Thyroxine</w:t>
+      </w:r>
+    </w:p>
+    <w:p>
+      <w:r>
+        <w:t xml:space="preserve">Answer: a</w:t>
+      </w:r>
+    </w:p>
+    <w:p>
+      <w:r>
+        <w:t xml:space="preserve">Solution: ✅ Correct Answer: a</w:t>
+      </w:r>
+    </w:p>
+    <w:p>
+      <w:r>
+        <w:t xml:space="preserve">🧠 Clinical Rationale: Glucagon, from pancreatic ALPHA cells, raises blood glucose by breaking down liver glycogen.</w:t>
+      </w:r>
+    </w:p>
+    <w:p>
+      <w:r>
+        <w:t xml:space="preserve">❌ Why Not Other Options?</w:t>
+      </w:r>
+    </w:p>
+    <w:p>
+      <w:r>
+        <w:t xml:space="preserve">(b) — Insulin (from BETA cells) LOWERS glucose.</w:t>
+      </w:r>
+    </w:p>
+    <w:p>
+      <w:r>
+        <w:t xml:space="preserve">(c) — Aldosterone regulates sodium from the adrenal cortex.</w:t>
+      </w:r>
+    </w:p>
+    <w:p>
+      <w:r>
+        <w:t xml:space="preserve">(d) — Thyroxine controls metabolism.</w:t>
+      </w:r>
+    </w:p>
+    <w:p>
+      <w:r>
+        <w:t xml:space="preserve">⚠️ Exam Trap: "Alpha cells = glucagon (raises), beta cells = insulin (lowers)" — the pancreatic cell-to-hormone match is a standard A&amp;P question.</w:t>
+      </w:r>
+    </w:p>
+    <w:p>
+      <w:r>
+        <w:t xml:space="preserve">💎 PNC Pearl: "Alpha raises, beta lowers — A before B in the alphabet, sugar after meals in the blood."</w:t>
+      </w:r>
+    </w:p>
+    <w:p>
+      <w:r>
+        <w:t xml:space="preserve">Positive Marks: 1</w:t>
+      </w:r>
+    </w:p>
+    <w:p>
+      <w:r>
+        <w:t xml:space="preserve">Negative Marks: 0.25</w:t>
+      </w:r>
+    </w:p>
+    <w:p>
+      <w:r>
+        <w:t xml:space="preserve"/>
+      </w:r>
+    </w:p>
+    <w:p>
+      <w:r>
+        <w:t xml:space="preserve">Question: The purpose of giving a back rub to a bedridden patient is to</w:t>
+      </w:r>
+    </w:p>
+    <w:p>
+      <w:r>
+        <w:t xml:space="preserve">(a) Promote relaxation and improve circulation</w:t>
+      </w:r>
+    </w:p>
+    <w:p>
+      <w:r>
+        <w:t xml:space="preserve">(b) Cool the body rapidly</w:t>
+      </w:r>
+    </w:p>
+    <w:p>
+      <w:r>
+        <w:t xml:space="preserve">(c) Measure the heart rate</w:t>
+      </w:r>
+    </w:p>
+    <w:p>
+      <w:r>
+        <w:t xml:space="preserve">(d) Apply a sterile dressing</w:t>
+      </w:r>
+    </w:p>
+    <w:p>
+      <w:r>
+        <w:t xml:space="preserve">Answer: a</w:t>
+      </w:r>
+    </w:p>
+    <w:p>
+      <w:r>
+        <w:t xml:space="preserve">Solution: ✅ Correct Answer: a</w:t>
+      </w:r>
+    </w:p>
+    <w:p>
+      <w:r>
+        <w:t xml:space="preserve">🧠 Clinical Rationale: Back care (massage) stimulates circulation, relieves muscle tension, and promotes comfort and relaxation — often helping sleep.</w:t>
+      </w:r>
+    </w:p>
+    <w:p>
+      <w:r>
+        <w:t xml:space="preserve">❌ Why Not Other Options?</w:t>
+      </w:r>
+    </w:p>
+    <w:p>
+      <w:r>
+        <w:t xml:space="preserve">(b) — Back rubs do not cool the body.</w:t>
+      </w:r>
+    </w:p>
+    <w:p>
+      <w:r>
+        <w:t xml:space="preserve">(c) — Heart rate is measured by pulse, not massage.</w:t>
+      </w:r>
+    </w:p>
+    <w:p>
+      <w:r>
+        <w:t xml:space="preserve">(d) — Dressings are applied by wound care, not massage.</w:t>
+      </w:r>
+    </w:p>
+    <w:p>
+      <w:r>
+        <w:t xml:space="preserve">⚠️ Exam Trap: "Back rub = comfort, circulation, relaxation — usually at bedtime." Massage is avoided over lesions, burns, or thrombosed veins.</w:t>
+      </w:r>
+    </w:p>
+    <w:p>
+      <w:r>
+        <w:t xml:space="preserve">💎 PNC Pearl: "A back rub at bedtime is comfort medicine — circulation and calm in one motion."</w:t>
+      </w:r>
+    </w:p>
+    <w:p>
+      <w:r>
+        <w:t xml:space="preserve">Positive Marks: 1</w:t>
+      </w:r>
+    </w:p>
+    <w:p>
+      <w:r>
+        <w:t xml:space="preserve">Negative Marks: 0.25</w:t>
+      </w:r>
+    </w:p>
+    <w:p>
+      <w:r>
+        <w:t xml:space="preserve"/>
+      </w:r>
+    </w:p>
+    <w:p>
+      <w:r>
+        <w:t xml:space="preserve">Question: A patient with Parkinson's disease is most likely to exhibit</w:t>
+      </w:r>
+    </w:p>
+    <w:p>
+      <w:r>
+        <w:t xml:space="preserve">(a) Tremor, rigidity, bradykinesia and a mask-like face</w:t>
+      </w:r>
+    </w:p>
+    <w:p>
+      <w:r>
+        <w:t xml:space="preserve">(b) Exophthalmos and goitre</w:t>
+      </w:r>
+    </w:p>
+    <w:p>
+      <w:r>
+        <w:t xml:space="preserve">(c) Moon face and buffalo hump</w:t>
+      </w:r>
+    </w:p>
+    <w:p>
+      <w:r>
+        <w:t xml:space="preserve">(d) Polyuria and polydipsia</w:t>
+      </w:r>
+    </w:p>
+    <w:p>
+      <w:r>
+        <w:t xml:space="preserve">Answer: a</w:t>
+      </w:r>
+    </w:p>
+    <w:p>
+      <w:r>
+        <w:t xml:space="preserve">Solution: ✅ Correct Answer: a</w:t>
+      </w:r>
+    </w:p>
+    <w:p>
+      <w:r>
+        <w:t xml:space="preserve">🧠 Clinical Rationale: Parkinsonism features resting (pill-rolling) tremor, muscle rigidity, bradykinesia, postural instability, and a mask-like (expressionless) face — due to dopamine loss in the basal ganglia.</w:t>
+      </w:r>
+    </w:p>
+    <w:p>
+      <w:r>
+        <w:t xml:space="preserve">❌ Why Not Other Options?</w:t>
+      </w:r>
+    </w:p>
+    <w:p>
+      <w:r>
+        <w:t xml:space="preserve">(b) — Exophthalmos with goitre is hyperthyroidism.</w:t>
+      </w:r>
+    </w:p>
+    <w:p>
+      <w:r>
+        <w:t xml:space="preserve">(c) — Moon face with buffalo hump is Cushing's syndrome.</w:t>
+      </w:r>
+    </w:p>
+    <w:p>
+      <w:r>
+        <w:t xml:space="preserve">(d) — Polyuria and polydipsia are diabetes.</w:t>
+      </w:r>
+    </w:p>
+    <w:p>
+      <w:r>
+        <w:t xml:space="preserve">⚠️ Exam Trap: "Parkinson = the TRAP — Tremor, Rigidity, Akinesia, Postural instability." Dopamine deficiency is the cause; levodopa is the treatment.</w:t>
+      </w:r>
+    </w:p>
+    <w:p>
+      <w:r>
+        <w:t xml:space="preserve">💎 PNC Pearl: "Parkinson's TRAP: Tremor, Rigidity, Akinesia, Postural trouble — with a face that shows no emotion."</w:t>
+      </w:r>
+    </w:p>
+    <w:p>
+      <w:r>
+        <w:t xml:space="preserve">Positive Marks: 1</w:t>
+      </w:r>
+    </w:p>
+    <w:p>
+      <w:r>
+        <w:t xml:space="preserve">Negative Marks: 0.25</w:t>
+      </w:r>
+    </w:p>
+    <w:p>
+      <w:r>
+        <w:t xml:space="preserve"/>
+      </w:r>
+    </w:p>
+    <w:p>
+      <w:r>
+        <w:t xml:space="preserve">Question: The "lie" of the fetus refers to the</w:t>
+      </w:r>
+    </w:p>
+    <w:p>
+      <w:r>
+        <w:t xml:space="preserve">(a) Relationship between the long axis of the fetus and the long axis of the mother</w:t>
+      </w:r>
+    </w:p>
+    <w:p>
+      <w:r>
+        <w:t xml:space="preserve">(b) Position of the placenta</w:t>
+      </w:r>
+    </w:p>
+    <w:p>
+      <w:r>
+        <w:t xml:space="preserve">(c) Amount of amniotic fluid</w:t>
+      </w:r>
+    </w:p>
+    <w:p>
+      <w:r>
+        <w:t xml:space="preserve">(d) Number of fetuses</w:t>
+      </w:r>
+    </w:p>
+    <w:p>
+      <w:r>
+        <w:t xml:space="preserve">Answer: a</w:t>
+      </w:r>
+    </w:p>
+    <w:p>
+      <w:r>
+        <w:t xml:space="preserve">Solution: ✅ Correct Answer: a</w:t>
+      </w:r>
+    </w:p>
+    <w:p>
+      <w:r>
+        <w:t xml:space="preserve">🧠 Clinical Rationale: Fetal lie describes the relationship of the fetal long axis to the maternal long axis — longitudinal, transverse, or oblique.</w:t>
+      </w:r>
+    </w:p>
+    <w:p>
+      <w:r>
+        <w:t xml:space="preserve">❌ Why Not Other Options?</w:t>
+      </w:r>
+    </w:p>
+    <w:p>
+      <w:r>
+        <w:t xml:space="preserve">(b) — Placental position is separate (anterior, posterior, fundal).</w:t>
+      </w:r>
+    </w:p>
+    <w:p>
+      <w:r>
+        <w:t xml:space="preserve">(c) — Amniotic fluid volume is separate.</w:t>
+      </w:r>
+    </w:p>
+    <w:p>
+      <w:r>
+        <w:t xml:space="preserve">(d) — Fetal number is separate (singleton, twins).</w:t>
+      </w:r>
+    </w:p>
+    <w:p>
+      <w:r>
+        <w:t xml:space="preserve">⚠️ Exam Trap: The OB terminology ladder — "lie (axis), presentation (presenting part), position (relation to maternal pelvis)" — 'lie' is the axis relationship.</w:t>
+      </w:r>
+    </w:p>
+    <w:p>
+      <w:r>
+        <w:t xml:space="preserve">💎 PNC Pearl: "Lie = axis alignment; presentation = what leads; position = which way it faces."</w:t>
+      </w:r>
+    </w:p>
+    <w:p>
+      <w:r>
+        <w:t xml:space="preserve">Positive Marks: 1</w:t>
+      </w:r>
+    </w:p>
+    <w:p>
+      <w:r>
+        <w:t xml:space="preserve">Negative Marks: 0.25</w:t>
+      </w:r>
+    </w:p>
+    <w:p>
+      <w:r>
+        <w:t xml:space="preserve"/>
+      </w:r>
+    </w:p>
+    <w:p>
+      <w:r>
+        <w:t xml:space="preserve">Question: According to IMNCI, stridor in a calm child aged 2 months to 5 years indicates</w:t>
+      </w:r>
+    </w:p>
+    <w:p>
+      <w:r>
+        <w:t xml:space="preserve">(a) Severe pneumonia requiring urgent referral</w:t>
+      </w:r>
+    </w:p>
+    <w:p>
+      <w:r>
+        <w:t xml:space="preserve">(b) A mild cold</w:t>
+      </w:r>
+    </w:p>
+    <w:p>
+      <w:r>
+        <w:t xml:space="preserve">(c) Teething</w:t>
+      </w:r>
+    </w:p>
+    <w:p>
+      <w:r>
+        <w:t xml:space="preserve">(d) Normal breathing</w:t>
+      </w:r>
+    </w:p>
+    <w:p>
+      <w:r>
+        <w:t xml:space="preserve">Answer: a</w:t>
+      </w:r>
+    </w:p>
+    <w:p>
+      <w:r>
+        <w:t xml:space="preserve">Solution: ✅ Correct Answer: a</w:t>
+      </w:r>
+    </w:p>
+    <w:p>
+      <w:r>
+        <w:t xml:space="preserve">🧠 Clinical Rationale: Stridor at REST in a calm child signals severe upper airway obstruction (croup, epiglottitis) or severe pneumonia — demanding urgent referral.</w:t>
+      </w:r>
+    </w:p>
+    <w:p>
+      <w:r>
+        <w:t xml:space="preserve">❌ Why Not Other Options?</w:t>
+      </w:r>
+    </w:p>
+    <w:p>
+      <w:r>
+        <w:t xml:space="preserve">(b) — A mild cold does not cause resting stridor.</w:t>
+      </w:r>
+    </w:p>
+    <w:p>
+      <w:r>
+        <w:t xml:space="preserve">(c) — Teething does not cause stridor.</w:t>
+      </w:r>
+    </w:p>
+    <w:p>
+      <w:r>
+        <w:t xml:space="preserve">(d) — Stridor is never normal breathing.</w:t>
+      </w:r>
+    </w:p>
+    <w:p>
+      <w:r>
+        <w:t xml:space="preserve">⚠️ Exam Trap: "Stridor in a CALM child = severe (danger sign); in an upset child it may be benign" — the calm-child qualifier is the key IMNCI exam point.</w:t>
+      </w:r>
+    </w:p>
+    <w:p>
+      <w:r>
+        <w:t xml:space="preserve">💎 PNC Pearl: "A calm child who still stridors is in trouble — that noise at rest means a blocked airway."</w:t>
+      </w:r>
+    </w:p>
+    <w:p>
+      <w:r>
+        <w:t xml:space="preserve">Positive Marks: 1</w:t>
+      </w:r>
+    </w:p>
+    <w:p>
+      <w:r>
+        <w:t xml:space="preserve">Negative Marks: 0.25</w:t>
+      </w:r>
+    </w:p>
+    <w:p>
+      <w:r>
+        <w:t xml:space="preserve"/>
+      </w:r>
+    </w:p>
+    <w:p>
+      <w:r>
+        <w:t xml:space="preserve">Question: The priority nursing intervention for a patient at risk for suicide is to</w:t>
+      </w:r>
+    </w:p>
+    <w:p>
+      <w:r>
+        <w:t xml:space="preserve">(a) Remove all harmful objects and maintain close observation</w:t>
+      </w:r>
+    </w:p>
+    <w:p>
+      <w:r>
+        <w:t xml:space="preserve">(b) Allow unrestricted access to the terrace</w:t>
+      </w:r>
+    </w:p>
+    <w:p>
+      <w:r>
+        <w:t xml:space="preserve">(c) Avoid discussing feelings</w:t>
+      </w:r>
+    </w:p>
+    <w:p>
+      <w:r>
+        <w:t xml:space="preserve">(d) Leave the patient alone at night</w:t>
+      </w:r>
+    </w:p>
+    <w:p>
+      <w:r>
+        <w:t xml:space="preserve">Answer: a</w:t>
+      </w:r>
+    </w:p>
+    <w:p>
+      <w:r>
+        <w:t xml:space="preserve">Solution: ✅ Correct Answer: a</w:t>
+      </w:r>
+    </w:p>
+    <w:p>
+      <w:r>
+        <w:t xml:space="preserve">🧠 Clinical Rationale: Suicide precautions remove means of self-harm (sharp objects, belts, medications, access to heights) and keep the patient under close observation.</w:t>
+      </w:r>
+    </w:p>
+    <w:p>
+      <w:r>
+        <w:t xml:space="preserve">❌ Why Not Other Options?</w:t>
+      </w:r>
+    </w:p>
+    <w:p>
+      <w:r>
+        <w:t xml:space="preserve">(b) — Access to heights is a suicide risk.</w:t>
+      </w:r>
+    </w:p>
+    <w:p>
+      <w:r>
+        <w:t xml:space="preserve">(c) — Discussing feelings is therapeutic, not to be avoided.</w:t>
+      </w:r>
+    </w:p>
+    <w:p>
+      <w:r>
+        <w:t xml:space="preserve">(d) — Never leave a suicidal patient alone.</w:t>
+      </w:r>
+    </w:p>
+    <w:p>
+      <w:r>
+        <w:t xml:space="preserve">⚠️ Exam Trap: "Suicide precautions = safe environment + close observation + no harmful objects" — never leave the patient alone, never allow access to heights.</w:t>
+      </w:r>
+    </w:p>
+    <w:p>
+      <w:r>
+        <w:t xml:space="preserve">💎 PNC Pearl: "Suicide prevention: clear the room of weapons, keep eyes on the patient — safety is the therapy."</w:t>
+      </w:r>
+    </w:p>
+    <w:p>
+      <w:r>
+        <w:t xml:space="preserve">Positive Marks: 1</w:t>
+      </w:r>
+    </w:p>
+    <w:p>
+      <w:r>
+        <w:t xml:space="preserve">Negative Marks: 0.25</w:t>
+      </w:r>
+    </w:p>
+    <w:p>
+      <w:r>
+        <w:t xml:space="preserve"/>
+      </w:r>
+    </w:p>
+    <w:p>
+      <w:r>
+        <w:t xml:space="preserve">Question: In JE-endemic districts of India, the Japanese encephalitis vaccine is administered at the age of</w:t>
+      </w:r>
+    </w:p>
+    <w:p>
+      <w:r>
+        <w:t xml:space="preserve">(a) Birth</w:t>
+      </w:r>
+    </w:p>
+    <w:p>
+      <w:r>
+        <w:t xml:space="preserve">(b) 9 months</w:t>
+      </w:r>
+    </w:p>
+    <w:p>
+      <w:r>
+        <w:t xml:space="preserve">(c) 3 years</w:t>
+      </w:r>
+    </w:p>
+    <w:p>
+      <w:r>
+        <w:t xml:space="preserve">(d) 10 years</w:t>
+      </w:r>
+    </w:p>
+    <w:p>
+      <w:r>
+        <w:t xml:space="preserve">Answer: b</w:t>
+      </w:r>
+    </w:p>
+    <w:p>
+      <w:r>
+        <w:t xml:space="preserve">Solution: ✅ Correct Answer: b</w:t>
+      </w:r>
+    </w:p>
+    <w:p>
+      <w:r>
+        <w:t xml:space="preserve">🧠 Clinical Rationale: The JE vaccine is given at 9 months of age (alongside measles) in endemic districts.</w:t>
+      </w:r>
+    </w:p>
+    <w:p>
+      <w:r>
+        <w:t xml:space="preserve">❌ Why Not Other Options?</w:t>
+      </w:r>
+    </w:p>
+    <w:p>
+      <w:r>
+        <w:t xml:space="preserve">(a) — Birth is for BCG/OPV-0/HepB-0.</w:t>
+      </w:r>
+    </w:p>
+    <w:p>
+      <w:r>
+        <w:t xml:space="preserve">(c) — 3 years is too late for primary protection.</w:t>
+      </w:r>
+    </w:p>
+    <w:p>
+      <w:r>
+        <w:t xml:space="preserve">(d) — 10 years is not a JE vaccination age.</w:t>
+      </w:r>
+    </w:p>
+    <w:p>
+      <w:r>
+        <w:t xml:space="preserve">⚠️ Exam Trap: "JE = 9 months in endemic districts, alongside measles." JE is the mosquito-borne virus transmitted by Culex — the age and vector pair are exam facts.</w:t>
+      </w:r>
+    </w:p>
+    <w:p>
+      <w:r>
+        <w:t xml:space="preserve">💎 PNC Pearl: "JE at 9 months in endemic zones — the Culex-borne virus gets an early vaccine."</w:t>
+      </w:r>
+    </w:p>
+    <w:p>
+      <w:r>
+        <w:t xml:space="preserve">Positive Marks: 1</w:t>
+      </w:r>
+    </w:p>
+    <w:p>
+      <w:r>
+        <w:t xml:space="preserve">Negative Marks: 0.25</w:t>
+      </w:r>
+    </w:p>
+    <w:p>
+      <w:r>
+        <w:t xml:space="preserve"/>
+      </w:r>
+    </w:p>
+    <w:p>
+      <w:r>
+        <w:t xml:space="preserve">Question: The laboratory value monitored to adjust the dose of warfarin is the</w:t>
+      </w:r>
+    </w:p>
+    <w:p>
+      <w:r>
+        <w:t xml:space="preserve">(a) INR (international normalized ratio)</w:t>
+      </w:r>
+    </w:p>
+    <w:p>
+      <w:r>
+        <w:t xml:space="preserve">(b) Fasting blood sugar</w:t>
+      </w:r>
+    </w:p>
+    <w:p>
+      <w:r>
+        <w:t xml:space="preserve">(c) Serum creatinine</w:t>
+      </w:r>
+    </w:p>
+    <w:p>
+      <w:r>
+        <w:t xml:space="preserve">(d) ESR</w:t>
+      </w:r>
+    </w:p>
+    <w:p>
+      <w:r>
+        <w:t xml:space="preserve">Answer: a</w:t>
+      </w:r>
+    </w:p>
+    <w:p>
+      <w:r>
+        <w:t xml:space="preserve">Solution: ✅ Correct Answer: a</w:t>
+      </w:r>
+    </w:p>
+    <w:p>
+      <w:r>
+        <w:t xml:space="preserve">🧠 Clinical Rationale: Warfarin is monitored with the PT/INR, targeting an INR of 2-3 for most indications.</w:t>
+      </w:r>
+    </w:p>
+    <w:p>
+      <w:r>
+        <w:t xml:space="preserve">❌ Why Not Other Options?</w:t>
+      </w:r>
+    </w:p>
+    <w:p>
+      <w:r>
+        <w:t xml:space="preserve">(b) — Blood sugar is for diabetes monitoring.</w:t>
+      </w:r>
+    </w:p>
+    <w:p>
+      <w:r>
+        <w:t xml:space="preserve">(c) — Creatinine monitors kidney function.</w:t>
+      </w:r>
+    </w:p>
+    <w:p>
+      <w:r>
+        <w:t xml:space="preserve">(d) — ESR is an inflammation marker.</w:t>
+      </w:r>
+    </w:p>
+    <w:p>
+      <w:r>
+        <w:t xml:space="preserve">⚠️ Exam Trap: "Warfarin → INR (2-3); heparin → aPTT (1.5-2.5× normal)" — the anticoagulant-to-test match is one of the most repeated pharmacology questions.</w:t>
+      </w:r>
+    </w:p>
+    <w:p>
+      <w:r>
+        <w:t xml:space="preserve">💎 PNC Pearl: "Warfarin watches INR, heparin watches aPTT — the anticoagulant blood-test pair."</w:t>
+      </w:r>
+    </w:p>
+    <w:p>
+      <w:r>
+        <w:t xml:space="preserve">Positive Marks: 1</w:t>
+      </w:r>
+    </w:p>
+    <w:p>
+      <w:r>
+        <w:t xml:space="preserve">Negative Marks: 0.25</w:t>
+      </w:r>
+    </w:p>
+    <w:p>
+      <w:r>
+        <w:t xml:space="preserve"/>
+      </w:r>
+    </w:p>
+    <w:p>
+      <w:r>
+        <w:t xml:space="preserve">Question: The average blood pressure of a newborn infant is approximately</w:t>
+      </w:r>
+    </w:p>
+    <w:p>
+      <w:r>
+        <w:t xml:space="preserve">(a) 60/40 mmHg</w:t>
+      </w:r>
+    </w:p>
+    <w:p>
+      <w:r>
+        <w:t xml:space="preserve">(b) 120/80 mmHg</w:t>
+      </w:r>
+    </w:p>
+    <w:p>
+      <w:r>
+        <w:t xml:space="preserve">(c) 150/90 mmHg</w:t>
+      </w:r>
+    </w:p>
+    <w:p>
+      <w:r>
+        <w:t xml:space="preserve">(d) 180/100 mmHg</w:t>
+      </w:r>
+    </w:p>
+    <w:p>
+      <w:r>
+        <w:t xml:space="preserve">Answer: a</w:t>
+      </w:r>
+    </w:p>
+    <w:p>
+      <w:r>
+        <w:t xml:space="preserve">Solution: ✅ Correct Answer: a</w:t>
+      </w:r>
+    </w:p>
+    <w:p>
+      <w:r>
+        <w:t xml:space="preserve">🧠 Clinical Rationale: A newborn's average BP is about 60/40 mmHg and rises gradually with age.</w:t>
+      </w:r>
+    </w:p>
+    <w:p>
+      <w:r>
+        <w:t xml:space="preserve">❌ Why Not Other Options?</w:t>
+      </w:r>
+    </w:p>
+    <w:p>
+      <w:r>
+        <w:t xml:space="preserve">(b) — 120/80 is the ADULT norm — far too high for a neonate.</w:t>
+      </w:r>
+    </w:p>
+    <w:p>
+      <w:r>
+        <w:t xml:space="preserve">(c) — 150/90 is hypertensive even for adults.</w:t>
+      </w:r>
+    </w:p>
+    <w:p>
+      <w:r>
+        <w:t xml:space="preserve">(d) — 180/100 is an adult hypertensive emergency level.</w:t>
+      </w:r>
+    </w:p>
+    <w:p>
+      <w:r>
+        <w:t xml:space="preserve">⚠️ Exam Trap: "Newborn BP 60/40, HR 120-160, RR 30-60" — the newborn vital-sign set is a favourite pediatric number question.</w:t>
+      </w:r>
+    </w:p>
+    <w:p>
+      <w:r>
+        <w:t xml:space="preserve">💎 PNC Pearl: "Newborn numbers: 60/40 pressure, 120-160 heart, 30-60 breaths — small body, big engine."</w:t>
+      </w:r>
+    </w:p>
+    <w:p>
+      <w:r>
+        <w:t xml:space="preserve">Positive Marks: 1</w:t>
+      </w:r>
+    </w:p>
+    <w:p>
+      <w:r>
+        <w:t xml:space="preserve">Negative Marks: 0.25</w:t>
+      </w:r>
+    </w:p>
+    <w:p>
+      <w:r>
+        <w:t xml:space="preserve"/>
+      </w:r>
+    </w:p>
+    <w:p>
+      <w:r>
+        <w:t xml:space="preserve">Question: Japanese encephalitis is transmitted by the bite of the</w:t>
+      </w:r>
+    </w:p>
+    <w:p>
+      <w:r>
+        <w:t xml:space="preserve">(a) Culex mosquito</w:t>
+      </w:r>
+    </w:p>
+    <w:p>
+      <w:r>
+        <w:t xml:space="preserve">(b) Aedes mosquito</w:t>
+      </w:r>
+    </w:p>
+    <w:p>
+      <w:r>
+        <w:t xml:space="preserve">(c) Anopheles mosquito</w:t>
+      </w:r>
+    </w:p>
+    <w:p>
+      <w:r>
+        <w:t xml:space="preserve">(d) Sand fly</w:t>
+      </w:r>
+    </w:p>
+    <w:p>
+      <w:r>
+        <w:t xml:space="preserve">Answer: a</w:t>
+      </w:r>
+    </w:p>
+    <w:p>
+      <w:r>
+        <w:t xml:space="preserve">Solution: ✅ Correct Answer: a</w:t>
+      </w:r>
+    </w:p>
+    <w:p>
+      <w:r>
+        <w:t xml:space="preserve">🧠 Clinical Rationale: Culex tritaeniorhynchus transmits Japanese encephalitis virus between pigs, birds, and humans — the pig is the amplifying host.</w:t>
+      </w:r>
+    </w:p>
+    <w:p>
+      <w:r>
+        <w:t xml:space="preserve">❌ Why Not Other Options?</w:t>
+      </w:r>
+    </w:p>
+    <w:p>
+      <w:r>
+        <w:t xml:space="preserve">(b) — Aedes transmits dengue and chikungunya.</w:t>
+      </w:r>
+    </w:p>
+    <w:p>
+      <w:r>
+        <w:t xml:space="preserve">(c) — Anopheles transmits malaria.</w:t>
+      </w:r>
+    </w:p>
+    <w:p>
+      <w:r>
+        <w:t xml:space="preserve">(d) — Sandflies transmit kala-azar.</w:t>
+      </w:r>
+    </w:p>
+    <w:p>
+      <w:r>
+        <w:t xml:space="preserve">⚠️ Exam Trap: The vector table — "Anopheles = malaria, Aedes = dengue/chikungunya, Culex = JE/filariasis, sandfly = kala-azar" — memorize it once and many questions are solved.</w:t>
+      </w:r>
+    </w:p>
+    <w:p>
+      <w:r>
+        <w:t xml:space="preserve">💎 PNC Pearl: "Culex carries Japanese encephalitis and filaria; pigs are its favourite pit stop."</w:t>
+      </w:r>
+    </w:p>
+    <w:p>
+      <w:r>
+        <w:t xml:space="preserve">Positive Marks: 1</w:t>
+      </w:r>
+    </w:p>
+    <w:p>
+      <w:r>
+        <w:t xml:space="preserve">Negative Marks: 0.25</w:t>
+      </w:r>
+    </w:p>
+    <w:p>
+      <w:r>
+        <w:t xml:space="preserve">Question: A patient with a gastric ulcer characteristically experiences pain that</w:t>
+      </w:r>
+    </w:p>
+    <w:p>
+      <w:r>
+        <w:t xml:space="preserve">(a) Occurs shortly after eating and is worsened by food</w:t>
+      </w:r>
+    </w:p>
+    <w:p>
+      <w:r>
+        <w:t xml:space="preserve">(b) Is relieved by food and worsens 2-3 hours after meals</w:t>
+      </w:r>
+    </w:p>
+    <w:p>
+      <w:r>
+        <w:t xml:space="preserve">(c) Occurs only during sleep</w:t>
+      </w:r>
+    </w:p>
+    <w:p>
+      <w:r>
+        <w:t xml:space="preserve">(d) Is felt only on deep inspiration</w:t>
+      </w:r>
+    </w:p>
+    <w:p>
+      <w:r>
+        <w:t xml:space="preserve">Answer: a</w:t>
+      </w:r>
+    </w:p>
+    <w:p>
+      <w:r>
+        <w:t xml:space="preserve">Solution: ✅ Correct Answer: a</w:t>
+      </w:r>
+    </w:p>
+    <w:p>
+      <w:r>
+        <w:t xml:space="preserve">🧠 Clinical Rationale: Gastric ulcer pain appears 30-60 minutes after meals and is WORSENED by food, because eating stimulates acid in an already inflamed stomach.</w:t>
+      </w:r>
+    </w:p>
+    <w:p>
+      <w:r>
+        <w:t xml:space="preserve">❌ Why Not Other Options?</w:t>
+      </w:r>
+    </w:p>
+    <w:p>
+      <w:r>
+        <w:t xml:space="preserve">(b) — Pain relieved by food and worse 2-3 hours later is the DUODENAL ulcer pattern.</w:t>
+      </w:r>
+    </w:p>
+    <w:p>
+      <w:r>
+        <w:t xml:space="preserve">(c) — Night pain is characteristic of duodenal ulcers.</w:t>
+      </w:r>
+    </w:p>
+    <w:p>
+      <w:r>
+        <w:t xml:space="preserve">(d) — Inspiration-related pain suggests pleuritic causes.</w:t>
+      </w:r>
+    </w:p>
+    <w:p>
+      <w:r>
+        <w:t xml:space="preserve">⚠️ Exam Trap: The ulcer contrast — "gastric = pain with food (eat → hurt); duodenal = pain relieved by food (eat → relief)" — the direction of the pain-food relationship is the entire question.</w:t>
+      </w:r>
+    </w:p>
+    <w:p>
+      <w:r>
+        <w:t xml:space="preserve">💎 PNC Pearl: "Gastric hurts after the bite; duodenal feels better after the bite."</w:t>
+      </w:r>
+    </w:p>
+    <w:p>
+      <w:r>
+        <w:t xml:space="preserve">Positive Marks: 1</w:t>
+      </w:r>
+    </w:p>
+    <w:p>
+      <w:r>
+        <w:t xml:space="preserve">Negative Marks: 0.25</w:t>
+      </w:r>
+    </w:p>
+    <w:p>
+      <w:r>
+        <w:t xml:space="preserve"/>
+      </w:r>
+    </w:p>
+    <w:p>
+      <w:r>
+        <w:t xml:space="preserve">Question: For a patient with acute ST-elevation myocardial infarction, the priority is</w:t>
+      </w:r>
+    </w:p>
+    <w:p>
+      <w:r>
+        <w:t xml:space="preserve">(a) Reperfusion therapy (thrombolysis or angioplasty) within the golden hour</w:t>
+      </w:r>
+    </w:p>
+    <w:p>
+      <w:r>
+        <w:t xml:space="preserve">(b) Waiting 24 hours before treatment</w:t>
+      </w:r>
+    </w:p>
+    <w:p>
+      <w:r>
+        <w:t xml:space="preserve">(c) Ambulating the patient</w:t>
+      </w:r>
+    </w:p>
+    <w:p>
+      <w:r>
+        <w:t xml:space="preserve">(d) Giving a large meal</w:t>
+      </w:r>
+    </w:p>
+    <w:p>
+      <w:r>
+        <w:t xml:space="preserve">Answer: a</w:t>
+      </w:r>
+    </w:p>
+    <w:p>
+      <w:r>
+        <w:t xml:space="preserve">Solution: ✅ Correct Answer: a</w:t>
+      </w:r>
+    </w:p>
+    <w:p>
+      <w:r>
+        <w:t xml:space="preserve">🧠 Clinical Rationale: Early reperfusion — thrombolysis or primary angioplasty within the golden hour — limits infarct size and saves myocardium; 'time is muscle.'</w:t>
+      </w:r>
+    </w:p>
+    <w:p>
+      <w:r>
+        <w:t xml:space="preserve">❌ Why Not Other Options?</w:t>
+      </w:r>
+    </w:p>
+    <w:p>
+      <w:r>
+        <w:t xml:space="preserve">(b) — Waiting 24 hours lets the muscle die.</w:t>
+      </w:r>
+    </w:p>
+    <w:p>
+      <w:r>
+        <w:t xml:space="preserve">(c) — Ambulation increases cardiac workload.</w:t>
+      </w:r>
+    </w:p>
+    <w:p>
+      <w:r>
+        <w:t xml:space="preserve">(d) — Feeding increases myocardial oxygen demand.</w:t>
+      </w:r>
+    </w:p>
+    <w:p>
+      <w:r>
+        <w:t xml:space="preserve">⚠️ Exam Trap: "STEMI = door-to-balloon/thrombolysis within 30-60 minutes ('time is muscle')" — the golden-hour concept is a guaranteed emergency question.</w:t>
+      </w:r>
+    </w:p>
+    <w:p>
+      <w:r>
+        <w:t xml:space="preserve">💎 PNC Pearl: "Time is muscle — every golden hour saved keeps heart muscle alive."</w:t>
+      </w:r>
+    </w:p>
+    <w:p>
+      <w:r>
+        <w:t xml:space="preserve">Positive Marks: 1</w:t>
+      </w:r>
+    </w:p>
+    <w:p>
+      <w:r>
+        <w:t xml:space="preserve">Negative Marks: 0.25</w:t>
+      </w:r>
+    </w:p>
+    <w:p>
+      <w:r>
+        <w:t xml:space="preserve"/>
+      </w:r>
+    </w:p>
+    <w:p>
+      <w:r>
+        <w:t xml:space="preserve">Question: A patient with hypokalemia should be advised to include which food in the diet?</w:t>
+      </w:r>
+    </w:p>
+    <w:p>
+      <w:r>
+        <w:t xml:space="preserve">(a) Banana</w:t>
+      </w:r>
+    </w:p>
+    <w:p>
+      <w:r>
+        <w:t xml:space="preserve">(b) White bread</w:t>
+      </w:r>
+    </w:p>
+    <w:p>
+      <w:r>
+        <w:t xml:space="preserve">(c) Boiled rice</w:t>
+      </w:r>
+    </w:p>
+    <w:p>
+      <w:r>
+        <w:t xml:space="preserve">(d) Sugar</w:t>
+      </w:r>
+    </w:p>
+    <w:p>
+      <w:r>
+        <w:t xml:space="preserve">Answer: a</w:t>
+      </w:r>
+    </w:p>
+    <w:p>
+      <w:r>
+        <w:t xml:space="preserve">Solution: ✅ Correct Answer: a</w:t>
+      </w:r>
+    </w:p>
+    <w:p>
+      <w:r>
+        <w:t xml:space="preserve">🧠 Clinical Rationale: Bananas, oranges, potatoes, tomatoes, and green leafy vegetables are rich dietary sources of potassium — encouraged in hypokalemia.</w:t>
+      </w:r>
+    </w:p>
+    <w:p>
+      <w:r>
+        <w:t xml:space="preserve">❌ Why Not Other Options?</w:t>
+      </w:r>
+    </w:p>
+    <w:p>
+      <w:r>
+        <w:t xml:space="preserve">(b) — White bread is low in potassium.</w:t>
+      </w:r>
+    </w:p>
+    <w:p>
+      <w:r>
+        <w:t xml:space="preserve">(c) — Boiled rice is low in potassium.</w:t>
+      </w:r>
+    </w:p>
+    <w:p>
+      <w:r>
+        <w:t xml:space="preserve">(d) — Sugar contains no potassium.</w:t>
+      </w:r>
+    </w:p>
+    <w:p>
+      <w:r>
+        <w:t xml:space="preserve">⚠️ Exam Trap: "High-K foods = banana, orange, potato, tomato, spinach; low-K foods = rice, apple, cucumber" — the lists are a favourite renal/nutrition pairing.</w:t>
+      </w:r>
+    </w:p>
+    <w:p>
+      <w:r>
+        <w:t xml:space="preserve">💎 PNC Pearl: "Banana is potassium's poster child — reach for it when the K dips."</w:t>
+      </w:r>
+    </w:p>
+    <w:p>
+      <w:r>
+        <w:t xml:space="preserve">Positive Marks: 1</w:t>
+      </w:r>
+    </w:p>
+    <w:p>
+      <w:r>
+        <w:t xml:space="preserve">Negative Marks: 0.25</w:t>
+      </w:r>
+    </w:p>
+    <w:p>
+      <w:r>
+        <w:t xml:space="preserve"/>
+      </w:r>
+    </w:p>
+    <w:p>
+      <w:r>
+        <w:t xml:space="preserve">Question: The axillary temperature reading is approximately how much lower than the oral reading?</w:t>
+      </w:r>
+    </w:p>
+    <w:p>
+      <w:r>
+        <w:t xml:space="preserve">(a) 0.5 degree C</w:t>
+      </w:r>
+    </w:p>
+    <w:p>
+      <w:r>
+        <w:t xml:space="preserve">(b) 2 degree C</w:t>
+      </w:r>
+    </w:p>
+    <w:p>
+      <w:r>
+        <w:t xml:space="preserve">(c) 3 degree C</w:t>
+      </w:r>
+    </w:p>
+    <w:p>
+      <w:r>
+        <w:t xml:space="preserve">(d) 5 degree C</w:t>
+      </w:r>
+    </w:p>
+    <w:p>
+      <w:r>
+        <w:t xml:space="preserve">Answer: a</w:t>
+      </w:r>
+    </w:p>
+    <w:p>
+      <w:r>
+        <w:t xml:space="preserve">Solution: ✅ Correct Answer: a</w:t>
+      </w:r>
+    </w:p>
+    <w:p>
+      <w:r>
+        <w:t xml:space="preserve">🧠 Clinical Rationale: Axillary temperature is about 0.5°C lower than oral and about 1°C lower than rectal.</w:t>
+      </w:r>
+    </w:p>
+    <w:p>
+      <w:r>
+        <w:t xml:space="preserve">❌ Why Not Other Options?</w:t>
+      </w:r>
+    </w:p>
+    <w:p>
+      <w:r>
+        <w:t xml:space="preserve">(b) — 2°C, (c) 3°C, and (d) 5°C gaps are physiologically impossible between measurement sites.</w:t>
+      </w:r>
+    </w:p>
+    <w:p>
+      <w:r>
+        <w:t xml:space="preserve">⚠️ Exam Trap: "Rectal &gt; oral &gt; axillary, each step about 0.5°C apart" — remember the three-site comparison in one line.</w:t>
+      </w:r>
+    </w:p>
+    <w:p>
+      <w:r>
+        <w:t xml:space="preserve">💎 PNC Pearl: "Rectal hottest, oral middle, axillary coolest — each step down about half a degree."</w:t>
+      </w:r>
+    </w:p>
+    <w:p>
+      <w:r>
+        <w:t xml:space="preserve">Positive Marks: 1</w:t>
+      </w:r>
+    </w:p>
+    <w:p>
+      <w:r>
+        <w:t xml:space="preserve">Negative Marks: 0.25</w:t>
+      </w:r>
+    </w:p>
+    <w:p>
+      <w:r>
+        <w:t xml:space="preserve"/>
+      </w:r>
+    </w:p>
+    <w:p>
+      <w:r>
+        <w:t xml:space="preserve">Question: The normal blood loss during a vaginal delivery is approximately</w:t>
+      </w:r>
+    </w:p>
+    <w:p>
+      <w:r>
+        <w:t xml:space="preserve">(a) 200-500 mL</w:t>
+      </w:r>
+    </w:p>
+    <w:p>
+      <w:r>
+        <w:t xml:space="preserve">(b) 1500-2500 mL</w:t>
+      </w:r>
+    </w:p>
+    <w:p>
+      <w:r>
+        <w:t xml:space="preserve">(c) 3000-4000 mL</w:t>
+      </w:r>
+    </w:p>
+    <w:p>
+      <w:r>
+        <w:t xml:space="preserve">(d) 50-100 mL</w:t>
+      </w:r>
+    </w:p>
+    <w:p>
+      <w:r>
+        <w:t xml:space="preserve">Answer: a</w:t>
+      </w:r>
+    </w:p>
+    <w:p>
+      <w:r>
+        <w:t xml:space="preserve">Solution: ✅ Correct Answer: a</w:t>
+      </w:r>
+    </w:p>
+    <w:p>
+      <w:r>
+        <w:t xml:space="preserve">🧠 Clinical Rationale: Blood loss of up to about 500 mL is considered normal in a vaginal delivery (about 1000 mL for a cesarean).</w:t>
+      </w:r>
+    </w:p>
+    <w:p>
+      <w:r>
+        <w:t xml:space="preserve">❌ Why Not Other Options?</w:t>
+      </w:r>
+    </w:p>
+    <w:p>
+      <w:r>
+        <w:t xml:space="preserve">(b) — 1500-2500 mL is severe PPH.</w:t>
+      </w:r>
+    </w:p>
+    <w:p>
+      <w:r>
+        <w:t xml:space="preserve">(c) — 3000-4000 mL is massive PPH.</w:t>
+      </w:r>
+    </w:p>
+    <w:p>
+      <w:r>
+        <w:t xml:space="preserve">(d) — 50-100 mL underestimates normal delivery loss.</w:t>
+      </w:r>
+    </w:p>
+    <w:p>
+      <w:r>
+        <w:t xml:space="preserve">⚠️ Exam Trap: "PPH = &gt; 500 mL vaginal, &gt; 1000 mL cesarean" — the two thresholds are standard obstetric numbers.</w:t>
+      </w:r>
+    </w:p>
+    <w:p>
+      <w:r>
+        <w:t xml:space="preserve">💎 PNC Pearl: "Five hundred for vaginal, a thousand for cesarean — over that line, it's postpartum hemorrhage."</w:t>
+      </w:r>
+    </w:p>
+    <w:p>
+      <w:r>
+        <w:t xml:space="preserve">Positive Marks: 1</w:t>
+      </w:r>
+    </w:p>
+    <w:p>
+      <w:r>
+        <w:t xml:space="preserve">Negative Marks: 0.25</w:t>
+      </w:r>
+    </w:p>
+    <w:p>
+      <w:r>
+        <w:t xml:space="preserve"/>
+      </w:r>
+    </w:p>
+    <w:p>
+      <w:r>
+        <w:t xml:space="preserve">Question: The normal head circumference of a full-term newborn is approximately</w:t>
+      </w:r>
+    </w:p>
+    <w:p>
+      <w:r>
+        <w:t xml:space="preserve">(a) 20-25 cm</w:t>
+      </w:r>
+    </w:p>
+    <w:p>
+      <w:r>
+        <w:t xml:space="preserve">(b) 33-35 cm</w:t>
+      </w:r>
+    </w:p>
+    <w:p>
+      <w:r>
+        <w:t xml:space="preserve">(c) 45-50 cm</w:t>
+      </w:r>
+    </w:p>
+    <w:p>
+      <w:r>
+        <w:t xml:space="preserve">(d) 55-60 cm</w:t>
+      </w:r>
+    </w:p>
+    <w:p>
+      <w:r>
+        <w:t xml:space="preserve">Answer: b</w:t>
+      </w:r>
+    </w:p>
+    <w:p>
+      <w:r>
+        <w:t xml:space="preserve">Solution: ✅ Correct Answer: b</w:t>
+      </w:r>
+    </w:p>
+    <w:p>
+      <w:r>
+        <w:t xml:space="preserve">🧠 Clinical Rationale: A full-term newborn's head circumference is about 33-35 cm, roughly 2 cm larger than the chest circumference — the head is the largest part of the newborn.</w:t>
+      </w:r>
+    </w:p>
+    <w:p>
+      <w:r>
+        <w:t xml:space="preserve">❌ Why Not Other Options?</w:t>
+      </w:r>
+    </w:p>
+    <w:p>
+      <w:r>
+        <w:t xml:space="preserve">(a) — 20-25 cm is far too small.</w:t>
+      </w:r>
+    </w:p>
+    <w:p>
+      <w:r>
+        <w:t xml:space="preserve">(c) — 45-50 cm is toddler/infant-of-1-year range.</w:t>
+      </w:r>
+    </w:p>
+    <w:p>
+      <w:r>
+        <w:t xml:space="preserve">(d) — 55-60 cm is an adult-size head.</w:t>
+      </w:r>
+    </w:p>
+    <w:p>
+      <w:r>
+        <w:t xml:space="preserve">⚠️ Exam Trap: "Newborn HC 33-35 cm, chest 30-33 cm; head &gt; chest by ~2 cm" — the relationship reverses after age 1, when chest surpasses head.</w:t>
+      </w:r>
+    </w:p>
+    <w:p>
+      <w:r>
+        <w:t xml:space="preserve">💎 PNC Pearl: "Head 33-35 at birth, leading the chest by 2 cm — babies are top-heavy by design."</w:t>
+      </w:r>
+    </w:p>
+    <w:p>
+      <w:r>
+        <w:t xml:space="preserve">Positive Marks: 1</w:t>
+      </w:r>
+    </w:p>
+    <w:p>
+      <w:r>
+        <w:t xml:space="preserve">Negative Marks: 0.25</w:t>
+      </w:r>
+    </w:p>
+    <w:p>
+      <w:r>
+        <w:t xml:space="preserve"/>
+      </w:r>
+    </w:p>
+    <w:p>
+      <w:r>
+        <w:t xml:space="preserve">Question: The most beneficial nursing intervention for a patient with an anxiety disorder is to</w:t>
+      </w:r>
+    </w:p>
+    <w:p>
+      <w:r>
+        <w:t xml:space="preserve">(a) Provide a calm environment and teach relaxation techniques</w:t>
+      </w:r>
+    </w:p>
+    <w:p>
+      <w:r>
+        <w:t xml:space="preserve">(b) Encourage caffeine intake</w:t>
+      </w:r>
+    </w:p>
+    <w:p>
+      <w:r>
+        <w:t xml:space="preserve">(c) Create a noisy, stimulating environment</w:t>
+      </w:r>
+    </w:p>
+    <w:p>
+      <w:r>
+        <w:t xml:space="preserve">(d) Avoid all communication</w:t>
+      </w:r>
+    </w:p>
+    <w:p>
+      <w:r>
+        <w:t xml:space="preserve">Answer: a</w:t>
+      </w:r>
+    </w:p>
+    <w:p>
+      <w:r>
+        <w:t xml:space="preserve">Solution: ✅ Correct Answer: a</w:t>
+      </w:r>
+    </w:p>
+    <w:p>
+      <w:r>
+        <w:t xml:space="preserve">🧠 Clinical Rationale: A quiet environment, reassurance, and relaxation techniques (deep breathing, guided imagery) reduce anxiety.</w:t>
+      </w:r>
+    </w:p>
+    <w:p>
+      <w:r>
+        <w:t xml:space="preserve">❌ Why Not Other Options?</w:t>
+      </w:r>
+    </w:p>
+    <w:p>
+      <w:r>
+        <w:t xml:space="preserve">(b) — Caffeine worsens anxiety.</w:t>
+      </w:r>
+    </w:p>
+    <w:p>
+      <w:r>
+        <w:t xml:space="preserve">(c) — Noise and stimulation worsen it.</w:t>
+      </w:r>
+    </w:p>
+    <w:p>
+      <w:r>
+        <w:t xml:space="preserve">(d) — Avoiding communication isolates the patient.</w:t>
+      </w:r>
+    </w:p>
+    <w:p>
+      <w:r>
+        <w:t xml:space="preserve">⚠️ Exam Trap: "Anxiety care = calm + quiet + relaxation; caffeine and stimulation = the opposite of what the patient needs."</w:t>
+      </w:r>
+    </w:p>
+    <w:p>
+      <w:r>
+        <w:t xml:space="preserve">💎 PNC Pearl: "Anxious minds need calm rooms and slow breaths — never caffeine and chaos."</w:t>
+      </w:r>
+    </w:p>
+    <w:p>
+      <w:r>
+        <w:t xml:space="preserve">Positive Marks: 1</w:t>
+      </w:r>
+    </w:p>
+    <w:p>
+      <w:r>
+        <w:t xml:space="preserve">Negative Marks: 0.25</w:t>
+      </w:r>
+    </w:p>
+    <w:p>
+      <w:r>
+        <w:t xml:space="preserve"/>
+      </w:r>
+    </w:p>
+    <w:p>
+      <w:r>
+        <w:t xml:space="preserve">Question: Cardiac tamponade is suspected in a patient who develops</w:t>
+      </w:r>
+    </w:p>
+    <w:p>
+      <w:r>
+        <w:t xml:space="preserve">(a) Hypotension, muffled heart sounds and distended neck veins (Beck's triad)</w:t>
+      </w:r>
+    </w:p>
+    <w:p>
+      <w:r>
+        <w:t xml:space="preserve">(b) Hypertension and bounding pulses</w:t>
+      </w:r>
+    </w:p>
+    <w:p>
+      <w:r>
+        <w:t xml:space="preserve">(c) Warm dry skin and bradycardia</w:t>
+      </w:r>
+    </w:p>
+    <w:p>
+      <w:r>
+        <w:t xml:space="preserve">(d) Clear breath sounds with cough</w:t>
+      </w:r>
+    </w:p>
+    <w:p>
+      <w:r>
+        <w:t xml:space="preserve">Answer: a</w:t>
+      </w:r>
+    </w:p>
+    <w:p>
+      <w:r>
+        <w:t xml:space="preserve">Solution: ✅ Correct Answer: a</w:t>
+      </w:r>
+    </w:p>
+    <w:p>
+      <w:r>
+        <w:t xml:space="preserve">🧠 Clinical Rationale: Beck's triad — hypotension, muffled heart sounds, and distended neck veins — plus pulsus paradoxus and dyspnea indicates cardiac tamponade: fluid compresses the heart in the pericardial sac.</w:t>
+      </w:r>
+    </w:p>
+    <w:p>
+      <w:r>
+        <w:t xml:space="preserve">❌ Why Not Other Options?</w:t>
+      </w:r>
+    </w:p>
+    <w:p>
+      <w:r>
+        <w:t xml:space="preserve">(b) — Hypertension with bounding pulses is the opposite of tamponade physiology.</w:t>
+      </w:r>
+    </w:p>
+    <w:p>
+      <w:r>
+        <w:t xml:space="preserve">(c) — Warm dry skin and bradycardia point away from tamponade.</w:t>
+      </w:r>
+    </w:p>
+    <w:p>
+      <w:r>
+        <w:t xml:space="preserve">(d) — Clear breath sounds do not rule in tamponade.</w:t>
+      </w:r>
+    </w:p>
+    <w:p>
+      <w:r>
+        <w:t xml:space="preserve">⚠️ Exam Trap: "Tamponade = Beck's triad (low BP, muffled heart, JVD); treatment = pericardiocentesis" — the triad-to-diagnosis link is a critical-care favourite.</w:t>
+      </w:r>
+    </w:p>
+    <w:p>
+      <w:r>
+        <w:t xml:space="preserve">💎 PNC Pearl: "Beck's triad — low pressure, quiet heart, bulging neck veins — the heart is in a straitjacket."</w:t>
+      </w:r>
+    </w:p>
+    <w:p>
+      <w:r>
+        <w:t xml:space="preserve">Positive Marks: 1</w:t>
+      </w:r>
+    </w:p>
+    <w:p>
+      <w:r>
+        <w:t xml:space="preserve">Negative Marks: 0.25</w:t>
+      </w:r>
+    </w:p>
+    <w:p>
+      <w:r>
+        <w:t xml:space="preserve"/>
+      </w:r>
+    </w:p>
+    <w:p>
+      <w:r>
+        <w:t xml:space="preserve">Question: The main purpose of conducting a pilot study is to</w:t>
+      </w:r>
+    </w:p>
+    <w:p>
+      <w:r>
+        <w:t xml:space="preserve">(a) Test the feasibility of the research design and tools</w:t>
+      </w:r>
+    </w:p>
+    <w:p>
+      <w:r>
+        <w:t xml:space="preserve">(b) Replace the main study</w:t>
+      </w:r>
+    </w:p>
+    <w:p>
+      <w:r>
+        <w:t xml:space="preserve">(c) Publish the final results</w:t>
+      </w:r>
+    </w:p>
+    <w:p>
+      <w:r>
+        <w:t xml:space="preserve">(d) Select the sample for the main study</w:t>
+      </w:r>
+    </w:p>
+    <w:p>
+      <w:r>
+        <w:t xml:space="preserve">Answer: a</w:t>
+      </w:r>
+    </w:p>
+    <w:p>
+      <w:r>
+        <w:t xml:space="preserve">Solution: ✅ Correct Answer: a</w:t>
+      </w:r>
+    </w:p>
+    <w:p>
+      <w:r>
+        <w:t xml:space="preserve">🧠 Clinical Rationale: A pilot study is a small trial run that tests the feasibility of the design, clarity of tools, and procedures before the main study — allowing corrections early.</w:t>
+      </w:r>
+    </w:p>
+    <w:p>
+      <w:r>
+        <w:t xml:space="preserve">❌ Why Not Other Options?</w:t>
+      </w:r>
+    </w:p>
+    <w:p>
+      <w:r>
+        <w:t xml:space="preserve">(b) — A pilot does not replace the main study.</w:t>
+      </w:r>
+    </w:p>
+    <w:p>
+      <w:r>
+        <w:t xml:space="preserve">(c) — Results come from the main study.</w:t>
+      </w:r>
+    </w:p>
+    <w:p>
+      <w:r>
+        <w:t xml:space="preserve">(d) — The pilot's sample is separate from the main study's.</w:t>
+      </w:r>
+    </w:p>
+    <w:p>
+      <w:r>
+        <w:t xml:space="preserve">⚠️ Exam Trap: "Pilot = a dress rehearsal — test the tools, find the problems, fix them first" — the feasibility purpose is the exam answer.</w:t>
+      </w:r>
+    </w:p>
+    <w:p>
+      <w:r>
+        <w:t xml:space="preserve">💎 PNC Pearl: "Pilot first, main study later — rehearse the research before the real performance."</w:t>
+      </w:r>
+    </w:p>
+    <w:p>
+      <w:r>
+        <w:t xml:space="preserve">Positive Marks: 1</w:t>
+      </w:r>
+    </w:p>
+    <w:p>
+      <w:r>
+        <w:t xml:space="preserve">Negative Marks: 0.25</w:t>
+      </w:r>
+    </w:p>
+    <w:p>
+      <w:r>
+        <w:t xml:space="preserve"/>
+      </w:r>
+    </w:p>
+    <w:p>
+      <w:r>
+        <w:t xml:space="preserve">Question: The recommended nurse-to-patient ratio in an intensive care unit for critically ill patients is</w:t>
+      </w:r>
+    </w:p>
+    <w:p>
+      <w:r>
+        <w:t xml:space="preserve">(a) 1:1</w:t>
+      </w:r>
+    </w:p>
+    <w:p>
+      <w:r>
+        <w:t xml:space="preserve">(b) 1:5</w:t>
+      </w:r>
+    </w:p>
+    <w:p>
+      <w:r>
+        <w:t xml:space="preserve">(c) 1:10</w:t>
+      </w:r>
+    </w:p>
+    <w:p>
+      <w:r>
+        <w:t xml:space="preserve">(d) 1:20</w:t>
+      </w:r>
+    </w:p>
+    <w:p>
+      <w:r>
+        <w:t xml:space="preserve">Answer: a</w:t>
+      </w:r>
+    </w:p>
+    <w:p>
+      <w:r>
+        <w:t xml:space="preserve">Solution: ✅ Correct Answer: a</w:t>
+      </w:r>
+    </w:p>
+    <w:p>
+      <w:r>
+        <w:t xml:space="preserve">🧠 Clinical Rationale: Critically ill ICU patients need one nurse per patient (1:1) for continuous monitoring and complex care; the ratio loosens as acuity falls.</w:t>
+      </w:r>
+    </w:p>
+    <w:p>
+      <w:r>
+        <w:t xml:space="preserve">❌ Why Not Other Options?</w:t>
+      </w:r>
+    </w:p>
+    <w:p>
+      <w:r>
+        <w:t xml:space="preserve">(b) — 1:5, (c) 1:10, and (d) 1:20 suit ward or general units, not critical care.</w:t>
+      </w:r>
+    </w:p>
+    <w:p>
+      <w:r>
+        <w:t xml:space="preserve">⚠️ Exam Trap: "ICU critical = 1:1, ICU stable = 1:2, ward = 1:3-1:5" — the acuity-based ratios are a favourite nursing-administration question.</w:t>
+      </w:r>
+    </w:p>
+    <w:p>
+      <w:r>
+        <w:t xml:space="preserve">💎 PNC Pearl: "The sicker the patient, the closer the nurse — 1:1 in the ICU, wider on the ward."</w:t>
+      </w:r>
+    </w:p>
+    <w:p>
+      <w:r>
+        <w:t xml:space="preserve">Positive Marks: 1</w:t>
+      </w:r>
+    </w:p>
+    <w:p>
+      <w:r>
+        <w:t xml:space="preserve">Negative Marks: 0.25</w:t>
       </w:r>
     </w:p>
     <w:sectPr>
       <w:pgSz w:w="12240" w:h="15840"/>
-      <w:pgMar w:top="864" w:right="1008" w:bottom="864" w:left="1008" w:header="720" w:footer="720" w:gutter="0"/>
+      <w:pgMar w:top="1440" w:right="1800" w:bottom="1440" w:left="1800" w:header="720" w:footer="720" w:gutter="0"/>
       <w:cols w:space="720"/>
       <w:docGrid w:linePitch="360"/>
     </w:sectPr>
@@ -2535,10 +2045,6 @@
     <w:name w:val="Normal"/>
     <w:qFormat/>
     <w:rsid w:val="00FC693F"/>
-    <w:rPr>
-      <w:rFonts w:ascii="Calibri" w:hAnsi="Calibri"/>
-      <w:sz w:val="22"/>
-    </w:rPr>
   </w:style>
   <w:style w:type="paragraph" w:styleId="Header">
     <w:name w:val="header"/>
